--- a/CONG TY TAM THAI/TamThai_DieuLe.docx
+++ b/CONG TY TAM THAI/TamThai_DieuLe.docx
@@ -1055,46 +1055,51 @@
     </w:p>
     <w:tbl>
       <w:tblPr>
-        <w:tblW w:w="9648" w:type="dxa"/>
+        <w:tblStyle w:val="TableGrid1"/>
+        <w:tblW w:w="0" w:type="auto"/>
+        <w:jc w:val="center"/>
         <w:tblLayout w:type="fixed"/>
-        <w:tblLook w:val="0000" w:firstRow="0" w:lastRow="0" w:firstColumn="0" w:lastColumn="0" w:noHBand="0" w:noVBand="0"/>
+        <w:tblLook w:val="04A0" w:firstRow="1" w:lastRow="0" w:firstColumn="1" w:lastColumn="0" w:noHBand="0" w:noVBand="1"/>
       </w:tblPr>
       <w:tblGrid>
-        <w:gridCol w:w="900"/>
-        <w:gridCol w:w="5220"/>
-        <w:gridCol w:w="2160"/>
-        <w:gridCol w:w="1368"/>
+        <w:gridCol w:w="737"/>
+        <w:gridCol w:w="1417"/>
+        <w:gridCol w:w="6009"/>
+        <w:gridCol w:w="1191"/>
       </w:tblGrid>
       <w:tr>
+        <w:trPr>
+          <w:tblHeader/>
+          <w:jc w:val="center"/>
+        </w:trPr>
         <w:tc>
           <w:tcPr>
-            <w:tcW w:w="900" w:type="dxa"/>
-            <w:tcBorders>
-              <w:top w:val="single" w:sz="4" w:space="0" w:color="000000"/>
-              <w:left w:val="single" w:sz="4" w:space="0" w:color="000000"/>
-              <w:bottom w:val="single" w:sz="4" w:space="0" w:color="000000"/>
-            </w:tcBorders>
+            <w:tcW w:w="737" w:type="dxa"/>
+            <w:shd w:val="clear" w:color="auto" w:fill="D9EAF7"/>
+            <w:tcMar>
+              <w:top w:w="110" w:type="dxa"/>
+              <w:left w:w="120" w:type="dxa"/>
+              <w:bottom w:w="110" w:type="dxa"/>
+              <w:right w:w="120" w:type="dxa"/>
+            </w:tcMar>
+            <w:vAlign w:val="center"/>
           </w:tcPr>
           <w:p>
             <w:pPr>
-              <w:tabs>
-                <w:tab w:val="left" w:leader="dot" w:pos="9072"/>
-              </w:tabs>
-              <w:suppressAutoHyphens/>
-              <w:spacing w:before="120" w:line="276" w:lineRule="auto"/>
+              <w:spacing w:after="0" w:line="252" w:lineRule="auto"/>
+              <w:jc w:val="center"/>
               <w:rPr>
-                <w:color w:val="000000"/>
-                <w:sz w:val="24"/>
-                <w:szCs w:val="24"/>
-                <w:lang w:eastAsia="zh-CN"/>
+                <w:rFonts w:eastAsia="MS Mincho"/>
+                <w:sz w:val="22"/>
+                <w:szCs w:val="22"/>
               </w:rPr>
             </w:pPr>
             <w:r>
               <w:rPr>
-                <w:color w:val="000000"/>
-                <w:sz w:val="24"/>
-                <w:szCs w:val="24"/>
-                <w:lang w:eastAsia="zh-CN"/>
+                <w:rFonts w:eastAsia="MS Mincho"/>
+                <w:b/>
+                <w:sz w:val="22"/>
+                <w:szCs w:val="22"/>
               </w:rPr>
               <w:t>STT</w:t>
             </w:r>
@@ -1102,34 +1107,65 @@
         </w:tc>
         <w:tc>
           <w:tcPr>
-            <w:tcW w:w="5220" w:type="dxa"/>
-            <w:tcBorders>
-              <w:top w:val="single" w:sz="4" w:space="0" w:color="000000"/>
-              <w:left w:val="single" w:sz="4" w:space="0" w:color="000000"/>
-              <w:bottom w:val="single" w:sz="4" w:space="0" w:color="000000"/>
-            </w:tcBorders>
+            <w:tcW w:w="1417" w:type="dxa"/>
+            <w:shd w:val="clear" w:color="auto" w:fill="D9EAF7"/>
+            <w:tcMar>
+              <w:top w:w="110" w:type="dxa"/>
+              <w:left w:w="120" w:type="dxa"/>
+              <w:bottom w:w="110" w:type="dxa"/>
+              <w:right w:w="120" w:type="dxa"/>
+            </w:tcMar>
+            <w:vAlign w:val="center"/>
           </w:tcPr>
           <w:p>
             <w:pPr>
-              <w:tabs>
-                <w:tab w:val="left" w:leader="dot" w:pos="9072"/>
-              </w:tabs>
-              <w:suppressAutoHyphens/>
-              <w:spacing w:before="120" w:line="276" w:lineRule="auto"/>
+              <w:spacing w:after="0" w:line="252" w:lineRule="auto"/>
               <w:jc w:val="center"/>
               <w:rPr>
-                <w:color w:val="000000"/>
-                <w:sz w:val="24"/>
-                <w:szCs w:val="24"/>
-                <w:lang w:eastAsia="zh-CN"/>
+                <w:rFonts w:eastAsia="MS Mincho"/>
+                <w:sz w:val="22"/>
+                <w:szCs w:val="22"/>
               </w:rPr>
             </w:pPr>
             <w:r>
               <w:rPr>
-                <w:color w:val="000000"/>
-                <w:sz w:val="24"/>
-                <w:szCs w:val="24"/>
-                <w:lang w:eastAsia="zh-CN"/>
+                <w:rFonts w:eastAsia="MS Mincho"/>
+                <w:b/>
+                <w:sz w:val="22"/>
+                <w:szCs w:val="22"/>
+              </w:rPr>
+              <w:t>Mã Ngành</w:t>
+            </w:r>
+          </w:p>
+        </w:tc>
+        <w:tc>
+          <w:tcPr>
+            <w:tcW w:w="6009" w:type="dxa"/>
+            <w:shd w:val="clear" w:color="auto" w:fill="D9EAF7"/>
+            <w:tcMar>
+              <w:top w:w="110" w:type="dxa"/>
+              <w:left w:w="120" w:type="dxa"/>
+              <w:bottom w:w="110" w:type="dxa"/>
+              <w:right w:w="120" w:type="dxa"/>
+            </w:tcMar>
+            <w:vAlign w:val="center"/>
+          </w:tcPr>
+          <w:p>
+            <w:pPr>
+              <w:spacing w:after="0" w:line="252" w:lineRule="auto"/>
+              <w:jc w:val="center"/>
+              <w:rPr>
+                <w:rFonts w:eastAsia="MS Mincho"/>
+                <w:sz w:val="22"/>
+                <w:szCs w:val="22"/>
+              </w:rPr>
+            </w:pPr>
+            <w:r>
+              <w:rPr>
+                <w:rFonts w:eastAsia="MS Mincho"/>
+                <w:b/>
+                <w:sz w:val="22"/>
+                <w:szCs w:val="22"/>
               </w:rPr>
               <w:t>Tên ngành</w:t>
             </w:r>
@@ -1137,117 +1173,68 @@
         </w:tc>
         <w:tc>
           <w:tcPr>
-            <w:tcW w:w="2160" w:type="dxa"/>
-            <w:tcBorders>
-              <w:top w:val="single" w:sz="4" w:space="0" w:color="000000"/>
-              <w:left w:val="single" w:sz="4" w:space="0" w:color="000000"/>
-              <w:bottom w:val="single" w:sz="4" w:space="0" w:color="000000"/>
-              <w:right w:val="single" w:sz="4" w:space="0" w:color="000000"/>
-            </w:tcBorders>
+            <w:tcW w:w="1191" w:type="dxa"/>
+            <w:shd w:val="clear" w:color="auto" w:fill="D9EAF7"/>
+            <w:tcMar>
+              <w:top w:w="110" w:type="dxa"/>
+              <w:left w:w="120" w:type="dxa"/>
+              <w:bottom w:w="110" w:type="dxa"/>
+              <w:right w:w="120" w:type="dxa"/>
+            </w:tcMar>
+            <w:vAlign w:val="center"/>
           </w:tcPr>
           <w:p>
             <w:pPr>
-              <w:tabs>
-                <w:tab w:val="left" w:leader="dot" w:pos="9072"/>
-              </w:tabs>
-              <w:suppressAutoHyphens/>
-              <w:spacing w:before="120" w:line="276" w:lineRule="auto"/>
+              <w:spacing w:after="0" w:line="252" w:lineRule="auto"/>
               <w:jc w:val="center"/>
               <w:rPr>
-                <w:color w:val="000000"/>
-                <w:sz w:val="24"/>
-                <w:szCs w:val="24"/>
-                <w:lang w:eastAsia="zh-CN"/>
+                <w:rFonts w:eastAsia="MS Mincho"/>
+                <w:sz w:val="22"/>
+                <w:szCs w:val="22"/>
               </w:rPr>
             </w:pPr>
             <w:r>
               <w:rPr>
-                <w:color w:val="000000"/>
-                <w:sz w:val="24"/>
-                <w:szCs w:val="24"/>
-                <w:lang w:eastAsia="zh-CN"/>
+                <w:rFonts w:eastAsia="MS Mincho"/>
+                <w:b/>
+                <w:sz w:val="22"/>
+                <w:szCs w:val="22"/>
               </w:rPr>
-              <w:t>Mã ngành</w:t>
-            </w:r>
-          </w:p>
-        </w:tc>
-        <w:tc>
-          <w:tcPr>
-            <w:tcW w:w="1368" w:type="dxa"/>
-            <w:tcBorders>
-              <w:top w:val="single" w:sz="4" w:space="0" w:color="000000"/>
-              <w:left w:val="single" w:sz="4" w:space="0" w:color="000000"/>
-              <w:bottom w:val="single" w:sz="4" w:space="0" w:color="000000"/>
-              <w:right w:val="single" w:sz="4" w:space="0" w:color="000000"/>
-            </w:tcBorders>
-          </w:tcPr>
-          <w:p>
-            <w:pPr>
-              <w:tabs>
-                <w:tab w:val="left" w:leader="dot" w:pos="9072"/>
-              </w:tabs>
-              <w:suppressAutoHyphens/>
-              <w:spacing w:before="120" w:line="276" w:lineRule="auto"/>
-              <w:jc w:val="center"/>
-              <w:rPr>
-                <w:color w:val="000000"/>
-                <w:sz w:val="24"/>
-                <w:szCs w:val="24"/>
-                <w:lang w:eastAsia="zh-CN"/>
-              </w:rPr>
-            </w:pPr>
-            <w:r>
-              <w:rPr>
-                <w:color w:val="000000"/>
-                <w:sz w:val="24"/>
-                <w:szCs w:val="24"/>
-                <w:lang w:eastAsia="zh-CN"/>
-              </w:rPr>
-              <w:t xml:space="preserve">Ngành, nghề kinh doanh chính </w:t>
-            </w:r>
-            <w:r>
-              <w:rPr>
-                <w:i/>
-                <w:color w:val="000000"/>
-                <w:sz w:val="24"/>
-                <w:szCs w:val="24"/>
-                <w:lang w:eastAsia="zh-CN"/>
-              </w:rPr>
-              <w:t>(đánh dấu X để chọn một trong các ngành, nghề đã kê khai)</w:t>
+              <w:t>Ngành chính</w:t>
             </w:r>
           </w:p>
         </w:tc>
       </w:tr>
       <w:tr>
+        <w:trPr>
+          <w:jc w:val="center"/>
+        </w:trPr>
         <w:tc>
           <w:tcPr>
-            <w:tcW w:w="900" w:type="dxa"/>
-            <w:tcBorders>
-              <w:top w:val="single" w:sz="4" w:space="0" w:color="000000"/>
-              <w:left w:val="single" w:sz="4" w:space="0" w:color="000000"/>
-              <w:bottom w:val="single" w:sz="4" w:space="0" w:color="000000"/>
-            </w:tcBorders>
+            <w:tcW w:w="737" w:type="dxa"/>
+            <w:tcMar>
+              <w:top w:w="110" w:type="dxa"/>
+              <w:left w:w="120" w:type="dxa"/>
+              <w:bottom w:w="110" w:type="dxa"/>
+              <w:right w:w="120" w:type="dxa"/>
+            </w:tcMar>
+            <w:vAlign w:val="center"/>
           </w:tcPr>
           <w:p>
             <w:pPr>
-              <w:tabs>
-                <w:tab w:val="left" w:leader="dot" w:pos="9072"/>
-              </w:tabs>
-              <w:suppressAutoHyphens/>
-              <w:spacing w:before="120" w:line="276" w:lineRule="auto"/>
+              <w:spacing w:after="0" w:line="252" w:lineRule="auto"/>
+              <w:jc w:val="center"/>
               <w:rPr>
-                <w:color w:val="000000"/>
-                <w:sz w:val="24"/>
-                <w:szCs w:val="24"/>
-                <w:lang w:eastAsia="zh-CN"/>
+                <w:rFonts w:eastAsia="MS Mincho"/>
+                <w:sz w:val="22"/>
+                <w:szCs w:val="22"/>
               </w:rPr>
             </w:pPr>
             <w:r>
               <w:rPr>
-                <w:color w:val="000000"/>
-                <w:sz w:val="24"/>
-                <w:szCs w:val="24"/>
-                <w:lang w:eastAsia="zh-CN"/>
+                <w:rFonts w:eastAsia="MS Mincho"/>
+                <w:sz w:val="22"/>
+                <w:szCs w:val="22"/>
               </w:rPr>
               <w:t>1</w:t>
             </w:r>
@@ -1255,99 +1242,540 @@
         </w:tc>
         <w:tc>
           <w:tcPr>
-            <w:tcW w:w="5220" w:type="dxa"/>
-            <w:tcBorders>
-              <w:top w:val="single" w:sz="4" w:space="0" w:color="000000"/>
-              <w:left w:val="single" w:sz="4" w:space="0" w:color="000000"/>
-              <w:bottom w:val="single" w:sz="4" w:space="0" w:color="000000"/>
-            </w:tcBorders>
+            <w:tcW w:w="1417" w:type="dxa"/>
+            <w:tcMar>
+              <w:top w:w="110" w:type="dxa"/>
+              <w:left w:w="120" w:type="dxa"/>
+              <w:bottom w:w="110" w:type="dxa"/>
+              <w:right w:w="120" w:type="dxa"/>
+            </w:tcMar>
+            <w:vAlign w:val="center"/>
           </w:tcPr>
           <w:p>
             <w:pPr>
-              <w:spacing w:after="200" w:line="276" w:lineRule="auto"/>
-              <w:jc w:val="left"/>
+              <w:spacing w:after="0" w:line="252" w:lineRule="auto"/>
+              <w:jc w:val="center"/>
               <w:rPr>
-                <w:color w:val="424242"/>
-                <w:sz w:val="24"/>
-                <w:szCs w:val="24"/>
+                <w:rFonts w:eastAsia="MS Mincho"/>
+                <w:sz w:val="22"/>
+                <w:szCs w:val="22"/>
               </w:rPr>
             </w:pPr>
             <w:r>
               <w:rPr>
-                <w:color w:val="424242"/>
-                <w:sz w:val="24"/>
-                <w:szCs w:val="24"/>
+                <w:rFonts w:eastAsia="MS Mincho"/>
+                <w:sz w:val="22"/>
+                <w:szCs w:val="22"/>
               </w:rPr>
-              <w:t>Bán buôn máy móc, thiết bị và phụ tùng máy khác</w:t>
+              <w:t>2022</w:t>
             </w:r>
           </w:p>
+        </w:tc>
+        <w:tc>
+          <w:tcPr>
+            <w:tcW w:w="6009" w:type="dxa"/>
+            <w:tcMar>
+              <w:top w:w="110" w:type="dxa"/>
+              <w:left w:w="120" w:type="dxa"/>
+              <w:bottom w:w="110" w:type="dxa"/>
+              <w:right w:w="120" w:type="dxa"/>
+            </w:tcMar>
+            <w:vAlign w:val="center"/>
+          </w:tcPr>
           <w:p>
             <w:pPr>
-              <w:spacing w:after="200" w:line="276" w:lineRule="auto"/>
+              <w:spacing w:after="0" w:line="252" w:lineRule="auto"/>
               <w:jc w:val="left"/>
               <w:rPr>
-                <w:color w:val="424242"/>
-                <w:sz w:val="24"/>
-                <w:szCs w:val="24"/>
+                <w:rFonts w:eastAsia="MS Mincho"/>
+                <w:sz w:val="22"/>
+                <w:szCs w:val="22"/>
               </w:rPr>
             </w:pPr>
             <w:r>
               <w:rPr>
-                <w:color w:val="424242"/>
-                <w:sz w:val="24"/>
-                <w:szCs w:val="24"/>
+                <w:rFonts w:eastAsia="MS Mincho"/>
+                <w:sz w:val="22"/>
+                <w:szCs w:val="22"/>
               </w:rPr>
-              <w:t>Chi tiết: Bán buôn máy móc, thiết bị điện, vật liệu điện ( máy phát điện, động cơ điện, dây điện và thiết bị khác dùng trong mạch điện).</w:t>
+              <w:t>Sản xuất sơn, véc ni và các chất sơn, quét tương tự; sản xuất mực in và ma tít</w:t>
+            </w:r>
+            <w:r>
+              <w:rPr>
+                <w:rFonts w:eastAsia="MS Mincho"/>
+                <w:sz w:val="22"/>
+                <w:szCs w:val="22"/>
+              </w:rPr>
+              <w:br/>
+              <w:t>Chi tiết: Pha chế và phối trộn chất màu PU, chất tách khuôn</w:t>
             </w:r>
           </w:p>
+        </w:tc>
+        <w:tc>
+          <w:tcPr>
+            <w:tcW w:w="1191" w:type="dxa"/>
+            <w:tcMar>
+              <w:top w:w="110" w:type="dxa"/>
+              <w:left w:w="120" w:type="dxa"/>
+              <w:bottom w:w="110" w:type="dxa"/>
+              <w:right w:w="120" w:type="dxa"/>
+            </w:tcMar>
+            <w:vAlign w:val="center"/>
+          </w:tcPr>
           <w:p>
             <w:pPr>
-              <w:tabs>
-                <w:tab w:val="left" w:leader="dot" w:pos="9072"/>
-              </w:tabs>
-              <w:suppressAutoHyphens/>
-              <w:spacing w:before="120" w:line="276" w:lineRule="auto"/>
+              <w:spacing w:after="0" w:line="252" w:lineRule="auto"/>
               <w:jc w:val="center"/>
               <w:rPr>
-                <w:color w:val="000000"/>
-                <w:sz w:val="24"/>
-                <w:szCs w:val="24"/>
-                <w:lang w:eastAsia="zh-CN"/>
+                <w:rFonts w:eastAsia="MS Mincho"/>
+                <w:sz w:val="22"/>
+                <w:szCs w:val="22"/>
+              </w:rPr>
+            </w:pPr>
+            <w:r>
+              <w:rPr>
+                <w:rFonts w:eastAsia="MS Mincho"/>
+                <w:sz w:val="22"/>
+                <w:szCs w:val="22"/>
+              </w:rPr>
+              <w:t>X</w:t>
+            </w:r>
+          </w:p>
+        </w:tc>
+      </w:tr>
+      <w:tr>
+        <w:trPr>
+          <w:jc w:val="center"/>
+        </w:trPr>
+        <w:tc>
+          <w:tcPr>
+            <w:tcW w:w="737" w:type="dxa"/>
+            <w:tcMar>
+              <w:top w:w="110" w:type="dxa"/>
+              <w:left w:w="120" w:type="dxa"/>
+              <w:bottom w:w="110" w:type="dxa"/>
+              <w:right w:w="120" w:type="dxa"/>
+            </w:tcMar>
+            <w:vAlign w:val="center"/>
+          </w:tcPr>
+          <w:p>
+            <w:pPr>
+              <w:spacing w:after="0" w:line="252" w:lineRule="auto"/>
+              <w:jc w:val="center"/>
+              <w:rPr>
+                <w:rFonts w:eastAsia="MS Mincho"/>
+                <w:sz w:val="22"/>
+                <w:szCs w:val="22"/>
+              </w:rPr>
+            </w:pPr>
+            <w:r>
+              <w:rPr>
+                <w:rFonts w:eastAsia="MS Mincho"/>
+                <w:sz w:val="22"/>
+                <w:szCs w:val="22"/>
+              </w:rPr>
+              <w:t>2</w:t>
+            </w:r>
+          </w:p>
+        </w:tc>
+        <w:tc>
+          <w:tcPr>
+            <w:tcW w:w="1417" w:type="dxa"/>
+            <w:tcMar>
+              <w:top w:w="110" w:type="dxa"/>
+              <w:left w:w="120" w:type="dxa"/>
+              <w:bottom w:w="110" w:type="dxa"/>
+              <w:right w:w="120" w:type="dxa"/>
+            </w:tcMar>
+            <w:vAlign w:val="center"/>
+          </w:tcPr>
+          <w:p>
+            <w:pPr>
+              <w:spacing w:after="0" w:line="252" w:lineRule="auto"/>
+              <w:jc w:val="center"/>
+              <w:rPr>
+                <w:rFonts w:eastAsia="MS Mincho"/>
+                <w:sz w:val="22"/>
+                <w:szCs w:val="22"/>
+              </w:rPr>
+            </w:pPr>
+            <w:r>
+              <w:rPr>
+                <w:rFonts w:eastAsia="MS Mincho"/>
+                <w:sz w:val="22"/>
+                <w:szCs w:val="22"/>
+              </w:rPr>
+              <w:t>4641</w:t>
+            </w:r>
+          </w:p>
+        </w:tc>
+        <w:tc>
+          <w:tcPr>
+            <w:tcW w:w="6009" w:type="dxa"/>
+            <w:tcMar>
+              <w:top w:w="110" w:type="dxa"/>
+              <w:left w:w="120" w:type="dxa"/>
+              <w:bottom w:w="110" w:type="dxa"/>
+              <w:right w:w="120" w:type="dxa"/>
+            </w:tcMar>
+            <w:vAlign w:val="center"/>
+          </w:tcPr>
+          <w:p>
+            <w:pPr>
+              <w:spacing w:after="0" w:line="252" w:lineRule="auto"/>
+              <w:jc w:val="left"/>
+              <w:rPr>
+                <w:rFonts w:eastAsia="MS Mincho"/>
+                <w:sz w:val="22"/>
+                <w:szCs w:val="22"/>
+              </w:rPr>
+            </w:pPr>
+            <w:r>
+              <w:rPr>
+                <w:rFonts w:eastAsia="MS Mincho"/>
+                <w:sz w:val="22"/>
+                <w:szCs w:val="22"/>
+              </w:rPr>
+              <w:t>Bán buôn vải, hàng may sẵn, giày dép</w:t>
+            </w:r>
+          </w:p>
+        </w:tc>
+        <w:tc>
+          <w:tcPr>
+            <w:tcW w:w="1191" w:type="dxa"/>
+            <w:tcMar>
+              <w:top w:w="110" w:type="dxa"/>
+              <w:left w:w="120" w:type="dxa"/>
+              <w:bottom w:w="110" w:type="dxa"/>
+              <w:right w:w="120" w:type="dxa"/>
+            </w:tcMar>
+            <w:vAlign w:val="center"/>
+          </w:tcPr>
+          <w:p>
+            <w:pPr>
+              <w:spacing w:after="0" w:line="252" w:lineRule="auto"/>
+              <w:jc w:val="center"/>
+              <w:rPr>
+                <w:rFonts w:eastAsia="MS Mincho"/>
+                <w:sz w:val="22"/>
+                <w:szCs w:val="22"/>
               </w:rPr>
             </w:pPr>
           </w:p>
         </w:tc>
+      </w:tr>
+      <w:tr>
+        <w:trPr>
+          <w:jc w:val="center"/>
+        </w:trPr>
         <w:tc>
           <w:tcPr>
-            <w:tcW w:w="2160" w:type="dxa"/>
-            <w:tcBorders>
-              <w:top w:val="single" w:sz="4" w:space="0" w:color="000000"/>
-              <w:left w:val="single" w:sz="4" w:space="0" w:color="000000"/>
-              <w:bottom w:val="single" w:sz="4" w:space="0" w:color="000000"/>
-              <w:right w:val="single" w:sz="4" w:space="0" w:color="000000"/>
-            </w:tcBorders>
+            <w:tcW w:w="737" w:type="dxa"/>
+            <w:tcMar>
+              <w:top w:w="110" w:type="dxa"/>
+              <w:left w:w="120" w:type="dxa"/>
+              <w:bottom w:w="110" w:type="dxa"/>
+              <w:right w:w="120" w:type="dxa"/>
+            </w:tcMar>
+            <w:vAlign w:val="center"/>
           </w:tcPr>
           <w:p>
             <w:pPr>
-              <w:tabs>
-                <w:tab w:val="left" w:leader="dot" w:pos="9072"/>
-              </w:tabs>
-              <w:suppressAutoHyphens/>
-              <w:spacing w:before="120" w:line="276" w:lineRule="auto"/>
+              <w:spacing w:after="0" w:line="252" w:lineRule="auto"/>
               <w:jc w:val="center"/>
               <w:rPr>
-                <w:color w:val="000000"/>
-                <w:sz w:val="24"/>
-                <w:szCs w:val="24"/>
-                <w:lang w:eastAsia="zh-CN"/>
+                <w:rFonts w:eastAsia="MS Mincho"/>
+                <w:sz w:val="22"/>
+                <w:szCs w:val="22"/>
               </w:rPr>
             </w:pPr>
             <w:r>
               <w:rPr>
-                <w:color w:val="212529"/>
-                <w:sz w:val="24"/>
-                <w:szCs w:val="24"/>
-                <w:shd w:val="clear" w:color="auto" w:fill="FFFFFF"/>
+                <w:rFonts w:eastAsia="MS Mincho"/>
+                <w:sz w:val="22"/>
+                <w:szCs w:val="22"/>
+              </w:rPr>
+              <w:t>3</w:t>
+            </w:r>
+          </w:p>
+        </w:tc>
+        <w:tc>
+          <w:tcPr>
+            <w:tcW w:w="1417" w:type="dxa"/>
+            <w:tcMar>
+              <w:top w:w="110" w:type="dxa"/>
+              <w:left w:w="120" w:type="dxa"/>
+              <w:bottom w:w="110" w:type="dxa"/>
+              <w:right w:w="120" w:type="dxa"/>
+            </w:tcMar>
+            <w:vAlign w:val="center"/>
+          </w:tcPr>
+          <w:p>
+            <w:pPr>
+              <w:spacing w:after="0" w:line="252" w:lineRule="auto"/>
+              <w:jc w:val="center"/>
+              <w:rPr>
+                <w:rFonts w:eastAsia="MS Mincho"/>
+                <w:sz w:val="22"/>
+                <w:szCs w:val="22"/>
+              </w:rPr>
+            </w:pPr>
+            <w:r>
+              <w:rPr>
+                <w:rFonts w:eastAsia="MS Mincho"/>
+                <w:sz w:val="22"/>
+                <w:szCs w:val="22"/>
+              </w:rPr>
+              <w:t>4649</w:t>
+            </w:r>
+          </w:p>
+        </w:tc>
+        <w:tc>
+          <w:tcPr>
+            <w:tcW w:w="6009" w:type="dxa"/>
+            <w:tcMar>
+              <w:top w:w="110" w:type="dxa"/>
+              <w:left w:w="120" w:type="dxa"/>
+              <w:bottom w:w="110" w:type="dxa"/>
+              <w:right w:w="120" w:type="dxa"/>
+            </w:tcMar>
+            <w:vAlign w:val="center"/>
+          </w:tcPr>
+          <w:p>
+            <w:pPr>
+              <w:spacing w:after="0" w:line="252" w:lineRule="auto"/>
+              <w:jc w:val="left"/>
+              <w:rPr>
+                <w:rFonts w:eastAsia="MS Mincho"/>
+                <w:sz w:val="22"/>
+                <w:szCs w:val="22"/>
+              </w:rPr>
+            </w:pPr>
+            <w:r>
+              <w:rPr>
+                <w:rFonts w:eastAsia="MS Mincho"/>
+                <w:sz w:val="22"/>
+                <w:szCs w:val="22"/>
+              </w:rPr>
+              <w:t>Bán buôn đồ dùng khác cho gia đình</w:t>
+            </w:r>
+            <w:r>
+              <w:rPr>
+                <w:rFonts w:eastAsia="MS Mincho"/>
+                <w:sz w:val="22"/>
+                <w:szCs w:val="22"/>
+              </w:rPr>
+              <w:br/>
+              <w:t>Chi tiết: Bán buôn hàng da và giả da khác</w:t>
+            </w:r>
+          </w:p>
+        </w:tc>
+        <w:tc>
+          <w:tcPr>
+            <w:tcW w:w="1191" w:type="dxa"/>
+            <w:tcMar>
+              <w:top w:w="110" w:type="dxa"/>
+              <w:left w:w="120" w:type="dxa"/>
+              <w:bottom w:w="110" w:type="dxa"/>
+              <w:right w:w="120" w:type="dxa"/>
+            </w:tcMar>
+            <w:vAlign w:val="center"/>
+          </w:tcPr>
+          <w:p>
+            <w:pPr>
+              <w:spacing w:after="0" w:line="252" w:lineRule="auto"/>
+              <w:jc w:val="center"/>
+              <w:rPr>
+                <w:rFonts w:eastAsia="MS Mincho"/>
+                <w:sz w:val="22"/>
+                <w:szCs w:val="22"/>
+              </w:rPr>
+            </w:pPr>
+          </w:p>
+        </w:tc>
+      </w:tr>
+      <w:tr>
+        <w:trPr>
+          <w:jc w:val="center"/>
+        </w:trPr>
+        <w:tc>
+          <w:tcPr>
+            <w:tcW w:w="737" w:type="dxa"/>
+            <w:tcMar>
+              <w:top w:w="110" w:type="dxa"/>
+              <w:left w:w="120" w:type="dxa"/>
+              <w:bottom w:w="110" w:type="dxa"/>
+              <w:right w:w="120" w:type="dxa"/>
+            </w:tcMar>
+            <w:vAlign w:val="center"/>
+          </w:tcPr>
+          <w:p>
+            <w:pPr>
+              <w:spacing w:after="0" w:line="252" w:lineRule="auto"/>
+              <w:jc w:val="center"/>
+              <w:rPr>
+                <w:rFonts w:eastAsia="MS Mincho"/>
+                <w:sz w:val="22"/>
+                <w:szCs w:val="22"/>
+              </w:rPr>
+            </w:pPr>
+            <w:r>
+              <w:rPr>
+                <w:rFonts w:eastAsia="MS Mincho"/>
+                <w:sz w:val="22"/>
+                <w:szCs w:val="22"/>
+              </w:rPr>
+              <w:t>4</w:t>
+            </w:r>
+          </w:p>
+        </w:tc>
+        <w:tc>
+          <w:tcPr>
+            <w:tcW w:w="1417" w:type="dxa"/>
+            <w:tcMar>
+              <w:top w:w="110" w:type="dxa"/>
+              <w:left w:w="120" w:type="dxa"/>
+              <w:bottom w:w="110" w:type="dxa"/>
+              <w:right w:w="120" w:type="dxa"/>
+            </w:tcMar>
+            <w:vAlign w:val="center"/>
+          </w:tcPr>
+          <w:p>
+            <w:pPr>
+              <w:spacing w:after="0" w:line="252" w:lineRule="auto"/>
+              <w:jc w:val="center"/>
+              <w:rPr>
+                <w:rFonts w:eastAsia="MS Mincho"/>
+                <w:sz w:val="22"/>
+                <w:szCs w:val="22"/>
+              </w:rPr>
+            </w:pPr>
+            <w:r>
+              <w:rPr>
+                <w:rFonts w:eastAsia="MS Mincho"/>
+                <w:sz w:val="22"/>
+                <w:szCs w:val="22"/>
+              </w:rPr>
+              <w:t>4652</w:t>
+            </w:r>
+          </w:p>
+        </w:tc>
+        <w:tc>
+          <w:tcPr>
+            <w:tcW w:w="6009" w:type="dxa"/>
+            <w:tcMar>
+              <w:top w:w="110" w:type="dxa"/>
+              <w:left w:w="120" w:type="dxa"/>
+              <w:bottom w:w="110" w:type="dxa"/>
+              <w:right w:w="120" w:type="dxa"/>
+            </w:tcMar>
+            <w:vAlign w:val="center"/>
+          </w:tcPr>
+          <w:p>
+            <w:pPr>
+              <w:spacing w:after="0" w:line="252" w:lineRule="auto"/>
+              <w:jc w:val="left"/>
+              <w:rPr>
+                <w:rFonts w:eastAsia="MS Mincho"/>
+                <w:sz w:val="22"/>
+                <w:szCs w:val="22"/>
+              </w:rPr>
+            </w:pPr>
+            <w:r>
+              <w:rPr>
+                <w:rFonts w:eastAsia="MS Mincho"/>
+                <w:sz w:val="22"/>
+                <w:szCs w:val="22"/>
+              </w:rPr>
+              <w:t>Bán buôn thiết bị và linh kiện điện tử, viễn thông</w:t>
+            </w:r>
+          </w:p>
+        </w:tc>
+        <w:tc>
+          <w:tcPr>
+            <w:tcW w:w="1191" w:type="dxa"/>
+            <w:tcMar>
+              <w:top w:w="110" w:type="dxa"/>
+              <w:left w:w="120" w:type="dxa"/>
+              <w:bottom w:w="110" w:type="dxa"/>
+              <w:right w:w="120" w:type="dxa"/>
+            </w:tcMar>
+            <w:vAlign w:val="center"/>
+          </w:tcPr>
+          <w:p>
+            <w:pPr>
+              <w:spacing w:after="0" w:line="252" w:lineRule="auto"/>
+              <w:jc w:val="center"/>
+              <w:rPr>
+                <w:rFonts w:eastAsia="MS Mincho"/>
+                <w:sz w:val="22"/>
+                <w:szCs w:val="22"/>
+              </w:rPr>
+            </w:pPr>
+          </w:p>
+        </w:tc>
+      </w:tr>
+      <w:tr>
+        <w:trPr>
+          <w:jc w:val="center"/>
+        </w:trPr>
+        <w:tc>
+          <w:tcPr>
+            <w:tcW w:w="737" w:type="dxa"/>
+            <w:tcMar>
+              <w:top w:w="110" w:type="dxa"/>
+              <w:left w:w="120" w:type="dxa"/>
+              <w:bottom w:w="110" w:type="dxa"/>
+              <w:right w:w="120" w:type="dxa"/>
+            </w:tcMar>
+            <w:vAlign w:val="center"/>
+          </w:tcPr>
+          <w:p>
+            <w:pPr>
+              <w:spacing w:after="0" w:line="252" w:lineRule="auto"/>
+              <w:jc w:val="center"/>
+              <w:rPr>
+                <w:rFonts w:eastAsia="MS Mincho"/>
+                <w:sz w:val="22"/>
+                <w:szCs w:val="22"/>
+              </w:rPr>
+            </w:pPr>
+            <w:r>
+              <w:rPr>
+                <w:rFonts w:eastAsia="MS Mincho"/>
+                <w:sz w:val="22"/>
+                <w:szCs w:val="22"/>
+              </w:rPr>
+              <w:t>5</w:t>
+            </w:r>
+          </w:p>
+        </w:tc>
+        <w:tc>
+          <w:tcPr>
+            <w:tcW w:w="1417" w:type="dxa"/>
+            <w:tcMar>
+              <w:top w:w="110" w:type="dxa"/>
+              <w:left w:w="120" w:type="dxa"/>
+              <w:bottom w:w="110" w:type="dxa"/>
+              <w:right w:w="120" w:type="dxa"/>
+            </w:tcMar>
+            <w:vAlign w:val="center"/>
+          </w:tcPr>
+          <w:p>
+            <w:pPr>
+              <w:spacing w:after="0" w:line="252" w:lineRule="auto"/>
+              <w:jc w:val="center"/>
+              <w:rPr>
+                <w:rFonts w:eastAsia="MS Mincho"/>
+                <w:sz w:val="22"/>
+                <w:szCs w:val="22"/>
+              </w:rPr>
+            </w:pPr>
+            <w:r>
+              <w:rPr>
+                <w:rFonts w:eastAsia="MS Mincho"/>
+                <w:sz w:val="22"/>
+                <w:szCs w:val="22"/>
               </w:rPr>
               <w:t>4659</w:t>
             </w:r>
@@ -1355,699 +1783,98 @@
         </w:tc>
         <w:tc>
           <w:tcPr>
-            <w:tcW w:w="1368" w:type="dxa"/>
-            <w:tcBorders>
-              <w:top w:val="single" w:sz="4" w:space="0" w:color="000000"/>
-              <w:left w:val="single" w:sz="4" w:space="0" w:color="000000"/>
-              <w:bottom w:val="single" w:sz="4" w:space="0" w:color="000000"/>
-              <w:right w:val="single" w:sz="4" w:space="0" w:color="000000"/>
-            </w:tcBorders>
+            <w:tcW w:w="6009" w:type="dxa"/>
+            <w:tcMar>
+              <w:top w:w="110" w:type="dxa"/>
+              <w:left w:w="120" w:type="dxa"/>
+              <w:bottom w:w="110" w:type="dxa"/>
+              <w:right w:w="120" w:type="dxa"/>
+            </w:tcMar>
+            <w:vAlign w:val="center"/>
           </w:tcPr>
           <w:p>
             <w:pPr>
-              <w:tabs>
-                <w:tab w:val="left" w:leader="dot" w:pos="9072"/>
-              </w:tabs>
-              <w:suppressAutoHyphens/>
-              <w:spacing w:before="120" w:line="276" w:lineRule="auto"/>
+              <w:spacing w:after="0" w:line="252" w:lineRule="auto"/>
               <w:jc w:val="left"/>
               <w:rPr>
-                <w:color w:val="000000"/>
-                <w:sz w:val="24"/>
-                <w:szCs w:val="24"/>
-                <w:lang w:eastAsia="zh-CN"/>
+                <w:rFonts w:eastAsia="MS Mincho"/>
+                <w:sz w:val="22"/>
+                <w:szCs w:val="22"/>
+              </w:rPr>
+            </w:pPr>
+            <w:r>
+              <w:rPr>
+                <w:rFonts w:eastAsia="MS Mincho"/>
+                <w:sz w:val="22"/>
+                <w:szCs w:val="22"/>
+              </w:rPr>
+              <w:t>Bán buôn máy móc, thiết bị và phụ tùng máy khác</w:t>
+            </w:r>
+            <w:r>
+              <w:rPr>
+                <w:rFonts w:eastAsia="MS Mincho"/>
+                <w:sz w:val="22"/>
+                <w:szCs w:val="22"/>
+              </w:rPr>
+              <w:br/>
+              <w:t>Chi tiết: Bán buôn máy móc, thiết bị điện, vật liệu điện (máy phát điện, động cơ điện, dây điện và thiết bị khác dùng trong mạch điện).</w:t>
+            </w:r>
+          </w:p>
+        </w:tc>
+        <w:tc>
+          <w:tcPr>
+            <w:tcW w:w="1191" w:type="dxa"/>
+            <w:tcMar>
+              <w:top w:w="110" w:type="dxa"/>
+              <w:left w:w="120" w:type="dxa"/>
+              <w:bottom w:w="110" w:type="dxa"/>
+              <w:right w:w="120" w:type="dxa"/>
+            </w:tcMar>
+            <w:vAlign w:val="center"/>
+          </w:tcPr>
+          <w:p>
+            <w:pPr>
+              <w:spacing w:after="0" w:line="252" w:lineRule="auto"/>
+              <w:jc w:val="center"/>
+              <w:rPr>
+                <w:rFonts w:eastAsia="MS Mincho"/>
+                <w:sz w:val="22"/>
+                <w:szCs w:val="22"/>
               </w:rPr>
             </w:pPr>
           </w:p>
         </w:tc>
       </w:tr>
       <w:tr>
+        <w:trPr>
+          <w:jc w:val="center"/>
+        </w:trPr>
         <w:tc>
           <w:tcPr>
-            <w:tcW w:w="900" w:type="dxa"/>
-            <w:tcBorders>
-              <w:top w:val="single" w:sz="4" w:space="0" w:color="000000"/>
-              <w:left w:val="single" w:sz="4" w:space="0" w:color="000000"/>
-              <w:bottom w:val="single" w:sz="4" w:space="0" w:color="000000"/>
-            </w:tcBorders>
+            <w:tcW w:w="737" w:type="dxa"/>
+            <w:tcMar>
+              <w:top w:w="110" w:type="dxa"/>
+              <w:left w:w="120" w:type="dxa"/>
+              <w:bottom w:w="110" w:type="dxa"/>
+              <w:right w:w="120" w:type="dxa"/>
+            </w:tcMar>
+            <w:vAlign w:val="center"/>
           </w:tcPr>
           <w:p>
             <w:pPr>
-              <w:tabs>
-                <w:tab w:val="left" w:leader="dot" w:pos="9072"/>
-              </w:tabs>
-              <w:suppressAutoHyphens/>
-              <w:spacing w:before="120" w:line="276" w:lineRule="auto"/>
+              <w:spacing w:after="0" w:line="252" w:lineRule="auto"/>
+              <w:jc w:val="center"/>
               <w:rPr>
-                <w:color w:val="000000"/>
-                <w:sz w:val="24"/>
-                <w:szCs w:val="24"/>
-                <w:lang w:eastAsia="zh-CN"/>
+                <w:rFonts w:eastAsia="MS Mincho"/>
+                <w:sz w:val="22"/>
+                <w:szCs w:val="22"/>
               </w:rPr>
             </w:pPr>
             <w:r>
               <w:rPr>
-                <w:color w:val="000000"/>
-                <w:sz w:val="24"/>
-                <w:szCs w:val="24"/>
-                <w:lang w:eastAsia="zh-CN"/>
-              </w:rPr>
-              <w:t>2</w:t>
-            </w:r>
-          </w:p>
-        </w:tc>
-        <w:tc>
-          <w:tcPr>
-            <w:tcW w:w="5220" w:type="dxa"/>
-            <w:tcBorders>
-              <w:top w:val="single" w:sz="4" w:space="0" w:color="000000"/>
-              <w:left w:val="single" w:sz="4" w:space="0" w:color="000000"/>
-              <w:bottom w:val="single" w:sz="4" w:space="0" w:color="000000"/>
-            </w:tcBorders>
-          </w:tcPr>
-          <w:p>
-            <w:pPr>
-              <w:spacing w:after="200" w:line="276" w:lineRule="auto"/>
-              <w:jc w:val="left"/>
-              <w:rPr>
-                <w:color w:val="424242"/>
-                <w:sz w:val="24"/>
-                <w:szCs w:val="24"/>
-              </w:rPr>
-            </w:pPr>
-            <w:r>
-              <w:rPr>
-                <w:color w:val="424242"/>
-                <w:sz w:val="24"/>
-                <w:szCs w:val="24"/>
-              </w:rPr>
-              <w:t>Bán buôn đồ dùng khác cho gia đình</w:t>
-            </w:r>
-          </w:p>
-          <w:p>
-            <w:pPr>
-              <w:spacing w:after="200" w:line="276" w:lineRule="auto"/>
-              <w:jc w:val="left"/>
-              <w:rPr>
-                <w:color w:val="424242"/>
-                <w:sz w:val="24"/>
-                <w:szCs w:val="24"/>
-              </w:rPr>
-            </w:pPr>
-            <w:r>
-              <w:rPr>
-                <w:color w:val="424242"/>
-                <w:sz w:val="24"/>
-                <w:szCs w:val="24"/>
-              </w:rPr>
-              <w:t>Chi tiết: Bán buôn hàng da và giả da khác</w:t>
-            </w:r>
-          </w:p>
-          <w:p>
-            <w:pPr>
-              <w:tabs>
-                <w:tab w:val="left" w:leader="dot" w:pos="9072"/>
-              </w:tabs>
-              <w:suppressAutoHyphens/>
-              <w:spacing w:before="120" w:line="276" w:lineRule="auto"/>
-              <w:jc w:val="left"/>
-              <w:rPr>
-                <w:color w:val="000000"/>
-                <w:sz w:val="24"/>
-                <w:szCs w:val="24"/>
-                <w:lang w:eastAsia="zh-CN"/>
-              </w:rPr>
-            </w:pPr>
-          </w:p>
-        </w:tc>
-        <w:tc>
-          <w:tcPr>
-            <w:tcW w:w="2160" w:type="dxa"/>
-            <w:tcBorders>
-              <w:top w:val="single" w:sz="4" w:space="0" w:color="000000"/>
-              <w:left w:val="single" w:sz="4" w:space="0" w:color="000000"/>
-              <w:bottom w:val="single" w:sz="4" w:space="0" w:color="000000"/>
-              <w:right w:val="single" w:sz="4" w:space="0" w:color="000000"/>
-            </w:tcBorders>
-          </w:tcPr>
-          <w:p>
-            <w:pPr>
-              <w:tabs>
-                <w:tab w:val="left" w:leader="dot" w:pos="9072"/>
-              </w:tabs>
-              <w:suppressAutoHyphens/>
-              <w:spacing w:before="120" w:line="276" w:lineRule="auto"/>
-              <w:jc w:val="center"/>
-              <w:rPr>
-                <w:color w:val="000000"/>
-                <w:sz w:val="24"/>
-                <w:szCs w:val="24"/>
-                <w:lang w:eastAsia="zh-CN"/>
-              </w:rPr>
-            </w:pPr>
-            <w:r>
-              <w:rPr>
-                <w:color w:val="000000"/>
-                <w:sz w:val="24"/>
-                <w:szCs w:val="24"/>
-                <w:lang w:eastAsia="zh-CN"/>
-              </w:rPr>
-              <w:t>4649</w:t>
-            </w:r>
-          </w:p>
-        </w:tc>
-        <w:tc>
-          <w:tcPr>
-            <w:tcW w:w="1368" w:type="dxa"/>
-            <w:tcBorders>
-              <w:top w:val="single" w:sz="4" w:space="0" w:color="000000"/>
-              <w:left w:val="single" w:sz="4" w:space="0" w:color="000000"/>
-              <w:bottom w:val="single" w:sz="4" w:space="0" w:color="000000"/>
-              <w:right w:val="single" w:sz="4" w:space="0" w:color="000000"/>
-            </w:tcBorders>
-          </w:tcPr>
-          <w:p>
-            <w:pPr>
-              <w:tabs>
-                <w:tab w:val="left" w:leader="dot" w:pos="9072"/>
-              </w:tabs>
-              <w:suppressAutoHyphens/>
-              <w:spacing w:before="120" w:line="276" w:lineRule="auto"/>
-              <w:jc w:val="center"/>
-              <w:rPr>
-                <w:color w:val="000000"/>
-                <w:sz w:val="24"/>
-                <w:szCs w:val="24"/>
-                <w:lang w:eastAsia="zh-CN"/>
-              </w:rPr>
-            </w:pPr>
-          </w:p>
-        </w:tc>
-      </w:tr>
-      <w:tr>
-        <w:tc>
-          <w:tcPr>
-            <w:tcW w:w="900" w:type="dxa"/>
-            <w:tcBorders>
-              <w:top w:val="single" w:sz="4" w:space="0" w:color="000000"/>
-              <w:left w:val="single" w:sz="4" w:space="0" w:color="000000"/>
-              <w:bottom w:val="single" w:sz="4" w:space="0" w:color="000000"/>
-            </w:tcBorders>
-          </w:tcPr>
-          <w:p>
-            <w:pPr>
-              <w:tabs>
-                <w:tab w:val="left" w:leader="dot" w:pos="9072"/>
-              </w:tabs>
-              <w:suppressAutoHyphens/>
-              <w:spacing w:before="120" w:line="276" w:lineRule="auto"/>
-              <w:rPr>
-                <w:color w:val="000000"/>
-                <w:sz w:val="24"/>
-                <w:szCs w:val="24"/>
-                <w:lang w:eastAsia="zh-CN"/>
-              </w:rPr>
-            </w:pPr>
-            <w:r>
-              <w:rPr>
-                <w:color w:val="000000"/>
-                <w:sz w:val="24"/>
-                <w:szCs w:val="24"/>
-                <w:lang w:eastAsia="zh-CN"/>
-              </w:rPr>
-              <w:t>3</w:t>
-            </w:r>
-          </w:p>
-        </w:tc>
-        <w:tc>
-          <w:tcPr>
-            <w:tcW w:w="5220" w:type="dxa"/>
-            <w:tcBorders>
-              <w:top w:val="single" w:sz="4" w:space="0" w:color="000000"/>
-              <w:left w:val="single" w:sz="4" w:space="0" w:color="000000"/>
-              <w:bottom w:val="single" w:sz="4" w:space="0" w:color="000000"/>
-            </w:tcBorders>
-          </w:tcPr>
-          <w:p>
-            <w:pPr>
-              <w:spacing w:after="200" w:line="276" w:lineRule="auto"/>
-              <w:jc w:val="left"/>
-              <w:rPr>
-                <w:color w:val="424242"/>
-                <w:sz w:val="24"/>
-                <w:szCs w:val="24"/>
-              </w:rPr>
-            </w:pPr>
-            <w:r>
-              <w:rPr>
-                <w:color w:val="424242"/>
-                <w:sz w:val="24"/>
-                <w:szCs w:val="24"/>
-              </w:rPr>
-              <w:t>Bán buôn kim loại và quặng kim loại</w:t>
-            </w:r>
-          </w:p>
-          <w:p>
-            <w:pPr>
-              <w:spacing w:after="200" w:line="276" w:lineRule="auto"/>
-              <w:jc w:val="left"/>
-              <w:rPr>
-                <w:color w:val="424242"/>
-                <w:sz w:val="24"/>
-                <w:szCs w:val="24"/>
-              </w:rPr>
-            </w:pPr>
-            <w:r>
-              <w:rPr>
-                <w:color w:val="424242"/>
-                <w:sz w:val="24"/>
-                <w:szCs w:val="24"/>
-              </w:rPr>
-              <w:t>Chi tiết: Bán buôn ngũ kim</w:t>
-            </w:r>
-          </w:p>
-          <w:p>
-            <w:pPr>
-              <w:tabs>
-                <w:tab w:val="left" w:pos="72"/>
-              </w:tabs>
-              <w:spacing w:after="200" w:line="276" w:lineRule="auto"/>
-              <w:ind w:right="1470"/>
-              <w:jc w:val="left"/>
-              <w:rPr>
-                <w:color w:val="000000"/>
-                <w:sz w:val="24"/>
-                <w:szCs w:val="24"/>
-                <w:lang w:eastAsia="zh-CN"/>
-              </w:rPr>
-            </w:pPr>
-          </w:p>
-        </w:tc>
-        <w:tc>
-          <w:tcPr>
-            <w:tcW w:w="2160" w:type="dxa"/>
-            <w:tcBorders>
-              <w:top w:val="single" w:sz="4" w:space="0" w:color="000000"/>
-              <w:left w:val="single" w:sz="4" w:space="0" w:color="000000"/>
-              <w:bottom w:val="single" w:sz="4" w:space="0" w:color="000000"/>
-              <w:right w:val="single" w:sz="4" w:space="0" w:color="000000"/>
-            </w:tcBorders>
-          </w:tcPr>
-          <w:p>
-            <w:pPr>
-              <w:tabs>
-                <w:tab w:val="left" w:leader="dot" w:pos="9072"/>
-              </w:tabs>
-              <w:suppressAutoHyphens/>
-              <w:spacing w:before="120" w:line="276" w:lineRule="auto"/>
-              <w:jc w:val="center"/>
-              <w:rPr>
-                <w:color w:val="000000"/>
-                <w:sz w:val="24"/>
-                <w:szCs w:val="24"/>
-                <w:lang w:eastAsia="zh-CN"/>
-              </w:rPr>
-            </w:pPr>
-            <w:r>
-              <w:rPr>
-                <w:color w:val="000000"/>
-                <w:sz w:val="24"/>
-                <w:szCs w:val="24"/>
-                <w:lang w:eastAsia="zh-CN"/>
-              </w:rPr>
-              <w:lastRenderedPageBreak/>
-              <w:t>4662</w:t>
-            </w:r>
-          </w:p>
-        </w:tc>
-        <w:tc>
-          <w:tcPr>
-            <w:tcW w:w="1368" w:type="dxa"/>
-            <w:tcBorders>
-              <w:top w:val="single" w:sz="4" w:space="0" w:color="000000"/>
-              <w:left w:val="single" w:sz="4" w:space="0" w:color="000000"/>
-              <w:bottom w:val="single" w:sz="4" w:space="0" w:color="000000"/>
-              <w:right w:val="single" w:sz="4" w:space="0" w:color="000000"/>
-            </w:tcBorders>
-          </w:tcPr>
-          <w:p>
-            <w:pPr>
-              <w:tabs>
-                <w:tab w:val="left" w:leader="dot" w:pos="9072"/>
-              </w:tabs>
-              <w:suppressAutoHyphens/>
-              <w:spacing w:before="120" w:line="276" w:lineRule="auto"/>
-              <w:jc w:val="center"/>
-              <w:rPr>
-                <w:color w:val="000000"/>
-                <w:sz w:val="24"/>
-                <w:szCs w:val="24"/>
-                <w:lang w:eastAsia="zh-CN"/>
-              </w:rPr>
-            </w:pPr>
-          </w:p>
-        </w:tc>
-      </w:tr>
-      <w:tr>
-        <w:tc>
-          <w:tcPr>
-            <w:tcW w:w="900" w:type="dxa"/>
-            <w:tcBorders>
-              <w:top w:val="single" w:sz="4" w:space="0" w:color="000000"/>
-              <w:left w:val="single" w:sz="4" w:space="0" w:color="000000"/>
-              <w:bottom w:val="single" w:sz="4" w:space="0" w:color="000000"/>
-            </w:tcBorders>
-          </w:tcPr>
-          <w:p>
-            <w:pPr>
-              <w:tabs>
-                <w:tab w:val="left" w:leader="dot" w:pos="9072"/>
-              </w:tabs>
-              <w:suppressAutoHyphens/>
-              <w:spacing w:before="120" w:line="276" w:lineRule="auto"/>
-              <w:rPr>
-                <w:color w:val="000000"/>
-                <w:sz w:val="24"/>
-                <w:szCs w:val="24"/>
-                <w:lang w:eastAsia="zh-CN"/>
-              </w:rPr>
-            </w:pPr>
-            <w:r>
-              <w:rPr>
-                <w:color w:val="000000"/>
-                <w:sz w:val="24"/>
-                <w:szCs w:val="24"/>
-                <w:lang w:eastAsia="zh-CN"/>
-              </w:rPr>
-              <w:t>4</w:t>
-            </w:r>
-          </w:p>
-        </w:tc>
-        <w:tc>
-          <w:tcPr>
-            <w:tcW w:w="5220" w:type="dxa"/>
-            <w:tcBorders>
-              <w:top w:val="single" w:sz="4" w:space="0" w:color="000000"/>
-              <w:left w:val="single" w:sz="4" w:space="0" w:color="000000"/>
-              <w:bottom w:val="single" w:sz="4" w:space="0" w:color="000000"/>
-            </w:tcBorders>
-          </w:tcPr>
-          <w:p>
-            <w:pPr>
-              <w:spacing w:after="200" w:line="276" w:lineRule="auto"/>
-              <w:jc w:val="left"/>
-              <w:rPr>
-                <w:color w:val="424242"/>
-                <w:sz w:val="24"/>
-                <w:szCs w:val="24"/>
-              </w:rPr>
-            </w:pPr>
-            <w:r>
-              <w:rPr>
-                <w:color w:val="424242"/>
-                <w:sz w:val="24"/>
-                <w:szCs w:val="24"/>
-              </w:rPr>
-              <w:t>Bán buôn vải ,hàng may sẵn,giày dép</w:t>
-            </w:r>
-          </w:p>
-          <w:p>
-            <w:pPr>
-              <w:spacing w:after="200" w:line="276" w:lineRule="auto"/>
-              <w:jc w:val="left"/>
-              <w:rPr>
-                <w:color w:val="424242"/>
-                <w:sz w:val="24"/>
-                <w:szCs w:val="24"/>
-              </w:rPr>
-            </w:pPr>
-          </w:p>
-          <w:p>
-            <w:pPr>
-              <w:tabs>
-                <w:tab w:val="left" w:leader="dot" w:pos="9072"/>
-              </w:tabs>
-              <w:suppressAutoHyphens/>
-              <w:spacing w:before="120" w:line="276" w:lineRule="auto"/>
-              <w:jc w:val="left"/>
-              <w:rPr>
-                <w:color w:val="000000"/>
-                <w:sz w:val="24"/>
-                <w:szCs w:val="24"/>
-                <w:lang w:eastAsia="zh-CN"/>
-              </w:rPr>
-            </w:pPr>
-          </w:p>
-        </w:tc>
-        <w:tc>
-          <w:tcPr>
-            <w:tcW w:w="2160" w:type="dxa"/>
-            <w:tcBorders>
-              <w:top w:val="single" w:sz="4" w:space="0" w:color="000000"/>
-              <w:left w:val="single" w:sz="4" w:space="0" w:color="000000"/>
-              <w:bottom w:val="single" w:sz="4" w:space="0" w:color="000000"/>
-              <w:right w:val="single" w:sz="4" w:space="0" w:color="000000"/>
-            </w:tcBorders>
-          </w:tcPr>
-          <w:p>
-            <w:pPr>
-              <w:tabs>
-                <w:tab w:val="left" w:leader="dot" w:pos="9072"/>
-              </w:tabs>
-              <w:suppressAutoHyphens/>
-              <w:spacing w:before="120" w:line="276" w:lineRule="auto"/>
-              <w:jc w:val="center"/>
-              <w:rPr>
-                <w:color w:val="000000"/>
-                <w:sz w:val="24"/>
-                <w:szCs w:val="24"/>
-                <w:lang w:eastAsia="zh-CN"/>
-              </w:rPr>
-            </w:pPr>
-            <w:r>
-              <w:rPr>
-                <w:color w:val="000000"/>
-                <w:sz w:val="24"/>
-                <w:szCs w:val="24"/>
-                <w:lang w:eastAsia="zh-CN"/>
-              </w:rPr>
-              <w:t>4641</w:t>
-            </w:r>
-          </w:p>
-        </w:tc>
-        <w:tc>
-          <w:tcPr>
-            <w:tcW w:w="1368" w:type="dxa"/>
-            <w:tcBorders>
-              <w:top w:val="single" w:sz="4" w:space="0" w:color="000000"/>
-              <w:left w:val="single" w:sz="4" w:space="0" w:color="000000"/>
-              <w:bottom w:val="single" w:sz="4" w:space="0" w:color="000000"/>
-              <w:right w:val="single" w:sz="4" w:space="0" w:color="000000"/>
-            </w:tcBorders>
-          </w:tcPr>
-          <w:p>
-            <w:pPr>
-              <w:tabs>
-                <w:tab w:val="left" w:leader="dot" w:pos="9072"/>
-              </w:tabs>
-              <w:suppressAutoHyphens/>
-              <w:spacing w:before="120" w:line="276" w:lineRule="auto"/>
-              <w:jc w:val="center"/>
-              <w:rPr>
-                <w:color w:val="000000"/>
-                <w:sz w:val="24"/>
-                <w:szCs w:val="24"/>
-                <w:lang w:eastAsia="zh-CN"/>
-              </w:rPr>
-            </w:pPr>
-          </w:p>
-        </w:tc>
-      </w:tr>
-      <w:tr>
-        <w:tc>
-          <w:tcPr>
-            <w:tcW w:w="900" w:type="dxa"/>
-            <w:tcBorders>
-              <w:top w:val="single" w:sz="4" w:space="0" w:color="000000"/>
-              <w:left w:val="single" w:sz="4" w:space="0" w:color="000000"/>
-              <w:bottom w:val="single" w:sz="4" w:space="0" w:color="000000"/>
-            </w:tcBorders>
-          </w:tcPr>
-          <w:p>
-            <w:pPr>
-              <w:tabs>
-                <w:tab w:val="left" w:leader="dot" w:pos="9072"/>
-              </w:tabs>
-              <w:suppressAutoHyphens/>
-              <w:spacing w:before="120" w:line="276" w:lineRule="auto"/>
-              <w:rPr>
-                <w:color w:val="000000"/>
-                <w:sz w:val="24"/>
-                <w:szCs w:val="24"/>
-                <w:lang w:eastAsia="zh-CN"/>
-              </w:rPr>
-            </w:pPr>
-            <w:r>
-              <w:rPr>
-                <w:color w:val="000000"/>
-                <w:sz w:val="24"/>
-                <w:szCs w:val="24"/>
-                <w:lang w:eastAsia="zh-CN"/>
-              </w:rPr>
-              <w:t>5</w:t>
-            </w:r>
-          </w:p>
-        </w:tc>
-        <w:tc>
-          <w:tcPr>
-            <w:tcW w:w="5220" w:type="dxa"/>
-            <w:tcBorders>
-              <w:top w:val="single" w:sz="4" w:space="0" w:color="000000"/>
-              <w:left w:val="single" w:sz="4" w:space="0" w:color="000000"/>
-              <w:bottom w:val="single" w:sz="4" w:space="0" w:color="000000"/>
-            </w:tcBorders>
-          </w:tcPr>
-          <w:p>
-            <w:pPr>
-              <w:spacing w:after="200" w:line="276" w:lineRule="auto"/>
-              <w:jc w:val="left"/>
-              <w:rPr>
-                <w:color w:val="424242"/>
-                <w:sz w:val="24"/>
-                <w:szCs w:val="24"/>
-              </w:rPr>
-            </w:pPr>
-            <w:r>
-              <w:rPr>
-                <w:color w:val="424242"/>
-                <w:sz w:val="24"/>
-                <w:szCs w:val="24"/>
-              </w:rPr>
-              <w:t xml:space="preserve">Bán buôn thiết bị và linh kiện điện tử ,viễn thông </w:t>
-            </w:r>
-          </w:p>
-          <w:p>
-            <w:pPr>
-              <w:spacing w:after="200" w:line="276" w:lineRule="auto"/>
-              <w:jc w:val="left"/>
-              <w:rPr>
-                <w:color w:val="424242"/>
-                <w:sz w:val="24"/>
-                <w:szCs w:val="24"/>
-              </w:rPr>
-            </w:pPr>
-          </w:p>
-          <w:p>
-            <w:pPr>
-              <w:tabs>
-                <w:tab w:val="left" w:leader="dot" w:pos="9072"/>
-              </w:tabs>
-              <w:suppressAutoHyphens/>
-              <w:spacing w:before="120" w:line="276" w:lineRule="auto"/>
-              <w:jc w:val="left"/>
-              <w:rPr>
-                <w:color w:val="000000"/>
-                <w:sz w:val="24"/>
-                <w:szCs w:val="24"/>
-                <w:lang w:eastAsia="zh-CN"/>
-              </w:rPr>
-            </w:pPr>
-          </w:p>
-        </w:tc>
-        <w:tc>
-          <w:tcPr>
-            <w:tcW w:w="2160" w:type="dxa"/>
-            <w:tcBorders>
-              <w:top w:val="single" w:sz="4" w:space="0" w:color="000000"/>
-              <w:left w:val="single" w:sz="4" w:space="0" w:color="000000"/>
-              <w:bottom w:val="single" w:sz="4" w:space="0" w:color="000000"/>
-              <w:right w:val="single" w:sz="4" w:space="0" w:color="000000"/>
-            </w:tcBorders>
-          </w:tcPr>
-          <w:p>
-            <w:pPr>
-              <w:tabs>
-                <w:tab w:val="left" w:leader="dot" w:pos="9072"/>
-              </w:tabs>
-              <w:suppressAutoHyphens/>
-              <w:spacing w:before="120" w:line="276" w:lineRule="auto"/>
-              <w:jc w:val="center"/>
-              <w:rPr>
-                <w:color w:val="000000"/>
-                <w:sz w:val="24"/>
-                <w:szCs w:val="24"/>
-                <w:lang w:eastAsia="zh-CN"/>
-              </w:rPr>
-            </w:pPr>
-            <w:r>
-              <w:rPr>
-                <w:color w:val="000000"/>
-                <w:sz w:val="24"/>
-                <w:szCs w:val="24"/>
-                <w:lang w:eastAsia="zh-CN"/>
-              </w:rPr>
-              <w:t>4652</w:t>
-            </w:r>
-          </w:p>
-        </w:tc>
-        <w:tc>
-          <w:tcPr>
-            <w:tcW w:w="1368" w:type="dxa"/>
-            <w:tcBorders>
-              <w:top w:val="single" w:sz="4" w:space="0" w:color="000000"/>
-              <w:left w:val="single" w:sz="4" w:space="0" w:color="000000"/>
-              <w:bottom w:val="single" w:sz="4" w:space="0" w:color="000000"/>
-              <w:right w:val="single" w:sz="4" w:space="0" w:color="000000"/>
-            </w:tcBorders>
-          </w:tcPr>
-          <w:p>
-            <w:pPr>
-              <w:tabs>
-                <w:tab w:val="left" w:leader="dot" w:pos="9072"/>
-              </w:tabs>
-              <w:suppressAutoHyphens/>
-              <w:spacing w:before="120" w:line="276" w:lineRule="auto"/>
-              <w:jc w:val="center"/>
-              <w:rPr>
-                <w:color w:val="000000"/>
-                <w:sz w:val="24"/>
-                <w:szCs w:val="24"/>
-                <w:lang w:eastAsia="zh-CN"/>
-              </w:rPr>
-            </w:pPr>
-          </w:p>
-        </w:tc>
-      </w:tr>
-      <w:tr>
-        <w:tc>
-          <w:tcPr>
-            <w:tcW w:w="900" w:type="dxa"/>
-            <w:tcBorders>
-              <w:top w:val="single" w:sz="4" w:space="0" w:color="000000"/>
-              <w:left w:val="single" w:sz="4" w:space="0" w:color="000000"/>
-              <w:bottom w:val="single" w:sz="4" w:space="0" w:color="000000"/>
-            </w:tcBorders>
-          </w:tcPr>
-          <w:p>
-            <w:pPr>
-              <w:tabs>
-                <w:tab w:val="left" w:leader="dot" w:pos="9072"/>
-              </w:tabs>
-              <w:suppressAutoHyphens/>
-              <w:spacing w:before="120" w:line="276" w:lineRule="auto"/>
-              <w:rPr>
-                <w:color w:val="000000"/>
-                <w:sz w:val="24"/>
-                <w:szCs w:val="24"/>
-                <w:lang w:eastAsia="zh-CN"/>
-              </w:rPr>
-            </w:pPr>
-            <w:r>
-              <w:rPr>
-                <w:color w:val="000000"/>
-                <w:sz w:val="24"/>
-                <w:szCs w:val="24"/>
-                <w:lang w:eastAsia="zh-CN"/>
+                <w:rFonts w:eastAsia="MS Mincho"/>
+                <w:sz w:val="22"/>
+                <w:szCs w:val="22"/>
               </w:rPr>
               <w:t>6</w:t>
             </w:r>
@@ -2055,126 +1882,362 @@
         </w:tc>
         <w:tc>
           <w:tcPr>
-            <w:tcW w:w="5220" w:type="dxa"/>
-            <w:tcBorders>
-              <w:top w:val="single" w:sz="4" w:space="0" w:color="000000"/>
-              <w:left w:val="single" w:sz="4" w:space="0" w:color="000000"/>
-              <w:bottom w:val="single" w:sz="4" w:space="0" w:color="000000"/>
-            </w:tcBorders>
+            <w:tcW w:w="1417" w:type="dxa"/>
+            <w:tcMar>
+              <w:top w:w="110" w:type="dxa"/>
+              <w:left w:w="120" w:type="dxa"/>
+              <w:bottom w:w="110" w:type="dxa"/>
+              <w:right w:w="120" w:type="dxa"/>
+            </w:tcMar>
+            <w:vAlign w:val="center"/>
           </w:tcPr>
           <w:p>
             <w:pPr>
-              <w:spacing w:after="200" w:line="276" w:lineRule="auto"/>
-              <w:jc w:val="left"/>
+              <w:spacing w:after="0" w:line="252" w:lineRule="auto"/>
+              <w:jc w:val="center"/>
               <w:rPr>
-                <w:color w:val="424242"/>
-                <w:sz w:val="24"/>
-                <w:szCs w:val="24"/>
+                <w:rFonts w:eastAsia="MS Mincho"/>
+                <w:sz w:val="22"/>
+                <w:szCs w:val="22"/>
               </w:rPr>
             </w:pPr>
             <w:r>
               <w:rPr>
-                <w:bCs/>
-                <w:color w:val="424242"/>
-                <w:sz w:val="24"/>
-                <w:szCs w:val="24"/>
+                <w:rFonts w:eastAsia="MS Mincho"/>
+                <w:sz w:val="22"/>
+                <w:szCs w:val="22"/>
               </w:rPr>
-              <w:t>Bán buôn chuyên doanh khác chưa được phân vào đâu</w:t>
-            </w:r>
-          </w:p>
-          <w:p>
-            <w:pPr>
-              <w:tabs>
-                <w:tab w:val="left" w:leader="dot" w:pos="9072"/>
-              </w:tabs>
-              <w:suppressAutoHyphens/>
-              <w:spacing w:before="120" w:line="276" w:lineRule="auto"/>
-              <w:jc w:val="left"/>
-              <w:rPr>
-                <w:color w:val="000000"/>
-                <w:sz w:val="24"/>
-                <w:szCs w:val="24"/>
-                <w:lang w:eastAsia="zh-CN"/>
-              </w:rPr>
-            </w:pPr>
-            <w:r>
-              <w:rPr>
-                <w:bCs/>
-                <w:color w:val="424242"/>
-                <w:sz w:val="24"/>
-                <w:szCs w:val="24"/>
-              </w:rPr>
-              <w:t>Chi tiết: Bán buôn hóa chất sử dụng trong lĩnh vực công nghiệp, chất dẻo dạng nguyên sinh, bao bì nhựa, giấy nhám, băng keo, keo dán giấy (Trừ hóa chất bảng 1 theo Công ước quốc tế)Bán buôn dung môi công nghiệp, dung dịch chất tạo và phối màu, keo, hóa chất các loại (trừ hóa chất bảng 1 theo Công ước quốc tế)</w:t>
+              <w:t>4672</w:t>
             </w:r>
           </w:p>
         </w:tc>
         <w:tc>
           <w:tcPr>
-            <w:tcW w:w="2160" w:type="dxa"/>
-            <w:tcBorders>
-              <w:top w:val="single" w:sz="4" w:space="0" w:color="000000"/>
-              <w:left w:val="single" w:sz="4" w:space="0" w:color="000000"/>
-              <w:bottom w:val="single" w:sz="4" w:space="0" w:color="000000"/>
-              <w:right w:val="single" w:sz="4" w:space="0" w:color="000000"/>
-            </w:tcBorders>
+            <w:tcW w:w="6009" w:type="dxa"/>
+            <w:tcMar>
+              <w:top w:w="110" w:type="dxa"/>
+              <w:left w:w="120" w:type="dxa"/>
+              <w:bottom w:w="110" w:type="dxa"/>
+              <w:right w:w="120" w:type="dxa"/>
+            </w:tcMar>
+            <w:vAlign w:val="center"/>
           </w:tcPr>
           <w:p>
             <w:pPr>
-              <w:tabs>
-                <w:tab w:val="left" w:leader="dot" w:pos="9072"/>
-              </w:tabs>
-              <w:suppressAutoHyphens/>
-              <w:spacing w:before="120" w:line="276" w:lineRule="auto"/>
-              <w:jc w:val="center"/>
+              <w:spacing w:after="0" w:line="252" w:lineRule="auto"/>
+              <w:jc w:val="left"/>
               <w:rPr>
-                <w:color w:val="000000"/>
-                <w:sz w:val="24"/>
-                <w:szCs w:val="24"/>
-                <w:lang w:eastAsia="zh-CN"/>
+                <w:rFonts w:eastAsia="MS Mincho"/>
+                <w:sz w:val="22"/>
+                <w:szCs w:val="22"/>
               </w:rPr>
             </w:pPr>
             <w:r>
               <w:rPr>
-                <w:color w:val="000000"/>
-                <w:sz w:val="24"/>
-                <w:szCs w:val="24"/>
-                <w:lang w:eastAsia="zh-CN"/>
+                <w:rFonts w:eastAsia="MS Mincho"/>
+                <w:sz w:val="22"/>
+                <w:szCs w:val="22"/>
               </w:rPr>
-              <w:t>4669</w:t>
+              <w:t>Bán buôn kim loại và quặng kim loại</w:t>
+            </w:r>
+            <w:r>
+              <w:rPr>
+                <w:rFonts w:eastAsia="MS Mincho"/>
+                <w:sz w:val="22"/>
+                <w:szCs w:val="22"/>
+              </w:rPr>
+              <w:br/>
+              <w:t>Chi tiết: Bán buôn ngũ kim</w:t>
             </w:r>
           </w:p>
         </w:tc>
         <w:tc>
           <w:tcPr>
-            <w:tcW w:w="1368" w:type="dxa"/>
-            <w:tcBorders>
-              <w:top w:val="single" w:sz="4" w:space="0" w:color="000000"/>
-              <w:left w:val="single" w:sz="4" w:space="0" w:color="000000"/>
-              <w:bottom w:val="single" w:sz="4" w:space="0" w:color="000000"/>
-              <w:right w:val="single" w:sz="4" w:space="0" w:color="000000"/>
-            </w:tcBorders>
+            <w:tcW w:w="1191" w:type="dxa"/>
+            <w:tcMar>
+              <w:top w:w="110" w:type="dxa"/>
+              <w:left w:w="120" w:type="dxa"/>
+              <w:bottom w:w="110" w:type="dxa"/>
+              <w:right w:w="120" w:type="dxa"/>
+            </w:tcMar>
+            <w:vAlign w:val="center"/>
           </w:tcPr>
           <w:p>
             <w:pPr>
-              <w:tabs>
-                <w:tab w:val="left" w:leader="dot" w:pos="9072"/>
-              </w:tabs>
-              <w:suppressAutoHyphens/>
-              <w:spacing w:before="120" w:line="276" w:lineRule="auto"/>
+              <w:spacing w:after="0" w:line="252" w:lineRule="auto"/>
               <w:jc w:val="center"/>
               <w:rPr>
-                <w:color w:val="000000"/>
-                <w:sz w:val="24"/>
-                <w:szCs w:val="24"/>
-                <w:lang w:eastAsia="zh-CN"/>
+                <w:rFonts w:eastAsia="MS Mincho"/>
+                <w:sz w:val="22"/>
+                <w:szCs w:val="22"/>
+              </w:rPr>
+            </w:pPr>
+          </w:p>
+        </w:tc>
+      </w:tr>
+      <w:tr>
+        <w:trPr>
+          <w:jc w:val="center"/>
+        </w:trPr>
+        <w:tc>
+          <w:tcPr>
+            <w:tcW w:w="737" w:type="dxa"/>
+            <w:tcMar>
+              <w:top w:w="110" w:type="dxa"/>
+              <w:left w:w="120" w:type="dxa"/>
+              <w:bottom w:w="110" w:type="dxa"/>
+              <w:right w:w="120" w:type="dxa"/>
+            </w:tcMar>
+            <w:vAlign w:val="center"/>
+          </w:tcPr>
+          <w:p>
+            <w:pPr>
+              <w:spacing w:after="0" w:line="252" w:lineRule="auto"/>
+              <w:jc w:val="center"/>
+              <w:rPr>
+                <w:rFonts w:eastAsia="MS Mincho"/>
+                <w:sz w:val="22"/>
+                <w:szCs w:val="22"/>
               </w:rPr>
             </w:pPr>
             <w:r>
               <w:rPr>
-                <w:color w:val="000000"/>
-                <w:sz w:val="24"/>
-                <w:szCs w:val="24"/>
-                <w:lang w:eastAsia="zh-CN"/>
+                <w:rFonts w:eastAsia="MS Mincho"/>
+                <w:sz w:val="22"/>
+                <w:szCs w:val="22"/>
+              </w:rPr>
+              <w:t>7</w:t>
+            </w:r>
+          </w:p>
+        </w:tc>
+        <w:tc>
+          <w:tcPr>
+            <w:tcW w:w="1417" w:type="dxa"/>
+            <w:tcMar>
+              <w:top w:w="110" w:type="dxa"/>
+              <w:left w:w="120" w:type="dxa"/>
+              <w:bottom w:w="110" w:type="dxa"/>
+              <w:right w:w="120" w:type="dxa"/>
+            </w:tcMar>
+            <w:vAlign w:val="center"/>
+          </w:tcPr>
+          <w:p>
+            <w:pPr>
+              <w:spacing w:after="0" w:line="252" w:lineRule="auto"/>
+              <w:jc w:val="center"/>
+              <w:rPr>
+                <w:rFonts w:eastAsia="MS Mincho"/>
+                <w:sz w:val="22"/>
+                <w:szCs w:val="22"/>
+              </w:rPr>
+            </w:pPr>
+            <w:r>
+              <w:rPr>
+                <w:rFonts w:eastAsia="MS Mincho"/>
+                <w:sz w:val="22"/>
+                <w:szCs w:val="22"/>
+              </w:rPr>
+              <w:t>4673</w:t>
+            </w:r>
+          </w:p>
+        </w:tc>
+        <w:tc>
+          <w:tcPr>
+            <w:tcW w:w="6009" w:type="dxa"/>
+            <w:tcMar>
+              <w:top w:w="110" w:type="dxa"/>
+              <w:left w:w="120" w:type="dxa"/>
+              <w:bottom w:w="110" w:type="dxa"/>
+              <w:right w:w="120" w:type="dxa"/>
+            </w:tcMar>
+            <w:vAlign w:val="center"/>
+          </w:tcPr>
+          <w:p>
+            <w:pPr>
+              <w:spacing w:after="0" w:line="252" w:lineRule="auto"/>
+              <w:jc w:val="left"/>
+              <w:rPr>
+                <w:rFonts w:eastAsia="MS Mincho"/>
+                <w:sz w:val="22"/>
+                <w:szCs w:val="22"/>
+              </w:rPr>
+            </w:pPr>
+            <w:r>
+              <w:rPr>
+                <w:rFonts w:eastAsia="MS Mincho"/>
+                <w:sz w:val="22"/>
+                <w:szCs w:val="22"/>
+              </w:rPr>
+              <w:t>Bán buôn vật liệu, thiết bị lắp đặt khác trong xây dựng</w:t>
+            </w:r>
+            <w:r>
+              <w:rPr>
+                <w:rFonts w:eastAsia="MS Mincho"/>
+                <w:sz w:val="22"/>
+                <w:szCs w:val="22"/>
+              </w:rPr>
+              <w:br/>
+              <w:t>Chi tiết: Bán buôn xi măng, gạch, cát, đá, sỏi; bán buôn kính xây dựng; bán buôn sơn tường, véc ni, sơn nền, các sản phẩm trong ngành công nghiệp; bán buôn gạch ốp lát và thiết bị vệ sinh; bán buôn vật liệu, thiết bị lắp đặt khác trong xây dựng; bán buôn thiết bị điện, dây điện, bóng đèn; bán buôn thiết bị phòng cháy chữa cháy.</w:t>
+            </w:r>
+          </w:p>
+        </w:tc>
+        <w:tc>
+          <w:tcPr>
+            <w:tcW w:w="1191" w:type="dxa"/>
+            <w:tcMar>
+              <w:top w:w="110" w:type="dxa"/>
+              <w:left w:w="120" w:type="dxa"/>
+              <w:bottom w:w="110" w:type="dxa"/>
+              <w:right w:w="120" w:type="dxa"/>
+            </w:tcMar>
+            <w:vAlign w:val="center"/>
+          </w:tcPr>
+          <w:p>
+            <w:pPr>
+              <w:spacing w:after="0" w:line="252" w:lineRule="auto"/>
+              <w:jc w:val="center"/>
+              <w:rPr>
+                <w:rFonts w:eastAsia="MS Mincho"/>
+                <w:sz w:val="22"/>
+                <w:szCs w:val="22"/>
+              </w:rPr>
+            </w:pPr>
+          </w:p>
+        </w:tc>
+      </w:tr>
+      <w:tr>
+        <w:trPr>
+          <w:jc w:val="center"/>
+        </w:trPr>
+        <w:tc>
+          <w:tcPr>
+            <w:tcW w:w="737" w:type="dxa"/>
+            <w:tcMar>
+              <w:top w:w="110" w:type="dxa"/>
+              <w:left w:w="120" w:type="dxa"/>
+              <w:bottom w:w="110" w:type="dxa"/>
+              <w:right w:w="120" w:type="dxa"/>
+            </w:tcMar>
+            <w:vAlign w:val="center"/>
+          </w:tcPr>
+          <w:p>
+            <w:pPr>
+              <w:spacing w:after="0" w:line="252" w:lineRule="auto"/>
+              <w:jc w:val="center"/>
+              <w:rPr>
+                <w:rFonts w:eastAsia="MS Mincho"/>
+                <w:sz w:val="22"/>
+                <w:szCs w:val="22"/>
+              </w:rPr>
+            </w:pPr>
+            <w:r>
+              <w:rPr>
+                <w:rFonts w:eastAsia="MS Mincho"/>
+                <w:sz w:val="22"/>
+                <w:szCs w:val="22"/>
+              </w:rPr>
+              <w:lastRenderedPageBreak/>
+              <w:t>8</w:t>
+            </w:r>
+          </w:p>
+        </w:tc>
+        <w:tc>
+          <w:tcPr>
+            <w:tcW w:w="1417" w:type="dxa"/>
+            <w:tcMar>
+              <w:top w:w="110" w:type="dxa"/>
+              <w:left w:w="120" w:type="dxa"/>
+              <w:bottom w:w="110" w:type="dxa"/>
+              <w:right w:w="120" w:type="dxa"/>
+            </w:tcMar>
+            <w:vAlign w:val="center"/>
+          </w:tcPr>
+          <w:p>
+            <w:pPr>
+              <w:spacing w:after="0" w:line="252" w:lineRule="auto"/>
+              <w:jc w:val="center"/>
+              <w:rPr>
+                <w:rFonts w:eastAsia="MS Mincho"/>
+                <w:sz w:val="22"/>
+                <w:szCs w:val="22"/>
+              </w:rPr>
+            </w:pPr>
+            <w:r>
+              <w:rPr>
+                <w:rFonts w:eastAsia="MS Mincho"/>
+                <w:sz w:val="22"/>
+                <w:szCs w:val="22"/>
+              </w:rPr>
+              <w:t>4679</w:t>
+            </w:r>
+          </w:p>
+        </w:tc>
+        <w:tc>
+          <w:tcPr>
+            <w:tcW w:w="6009" w:type="dxa"/>
+            <w:tcMar>
+              <w:top w:w="110" w:type="dxa"/>
+              <w:left w:w="120" w:type="dxa"/>
+              <w:bottom w:w="110" w:type="dxa"/>
+              <w:right w:w="120" w:type="dxa"/>
+            </w:tcMar>
+            <w:vAlign w:val="center"/>
+          </w:tcPr>
+          <w:p>
+            <w:pPr>
+              <w:spacing w:after="0" w:line="252" w:lineRule="auto"/>
+              <w:jc w:val="left"/>
+              <w:rPr>
+                <w:rFonts w:eastAsia="MS Mincho"/>
+                <w:sz w:val="22"/>
+                <w:szCs w:val="22"/>
+              </w:rPr>
+            </w:pPr>
+            <w:r>
+              <w:rPr>
+                <w:rFonts w:eastAsia="MS Mincho"/>
+                <w:sz w:val="22"/>
+                <w:szCs w:val="22"/>
+              </w:rPr>
+              <w:t>Bán buôn chuyên doanh khác chưa được phân vào đâu</w:t>
+            </w:r>
+            <w:r>
+              <w:rPr>
+                <w:rFonts w:eastAsia="MS Mincho"/>
+                <w:sz w:val="22"/>
+                <w:szCs w:val="22"/>
+              </w:rPr>
+              <w:br/>
+              <w:t>Chi tiết: Bán buôn hóa chất sử dụng trong lĩnh vực công nghiệp, chất dẻo dạng nguyên sinh, bao bì nhựa, giấy nhám, băng keo, keo dán giấy (trừ hóa chất bảng 1 theo Công ước quốc tế); bán buôn dung môi công nghiệp, dung dịch chất tạo và phối màu, keo, hóa chất các loại (trừ hóa chất bảng 1 theo Công ước quốc tế).</w:t>
+            </w:r>
+          </w:p>
+        </w:tc>
+        <w:tc>
+          <w:tcPr>
+            <w:tcW w:w="1191" w:type="dxa"/>
+            <w:tcMar>
+              <w:top w:w="110" w:type="dxa"/>
+              <w:left w:w="120" w:type="dxa"/>
+              <w:bottom w:w="110" w:type="dxa"/>
+              <w:right w:w="120" w:type="dxa"/>
+            </w:tcMar>
+            <w:vAlign w:val="center"/>
+          </w:tcPr>
+          <w:p>
+            <w:pPr>
+              <w:spacing w:after="0" w:line="252" w:lineRule="auto"/>
+              <w:jc w:val="center"/>
+              <w:rPr>
+                <w:rFonts w:eastAsia="MS Mincho"/>
+                <w:sz w:val="22"/>
+                <w:szCs w:val="22"/>
+              </w:rPr>
+            </w:pPr>
+            <w:r>
+              <w:rPr>
+                <w:rFonts w:eastAsia="MS Mincho"/>
+                <w:sz w:val="22"/>
+                <w:szCs w:val="22"/>
               </w:rPr>
               <w:t>X</w:t>
             </w:r>
@@ -2182,491 +2245,35 @@
         </w:tc>
       </w:tr>
       <w:tr>
+        <w:trPr>
+          <w:jc w:val="center"/>
+        </w:trPr>
         <w:tc>
           <w:tcPr>
-            <w:tcW w:w="900" w:type="dxa"/>
-            <w:tcBorders>
-              <w:top w:val="single" w:sz="4" w:space="0" w:color="000000"/>
-              <w:left w:val="single" w:sz="4" w:space="0" w:color="000000"/>
-              <w:bottom w:val="single" w:sz="4" w:space="0" w:color="000000"/>
-            </w:tcBorders>
+            <w:tcW w:w="737" w:type="dxa"/>
+            <w:tcMar>
+              <w:top w:w="110" w:type="dxa"/>
+              <w:left w:w="120" w:type="dxa"/>
+              <w:bottom w:w="110" w:type="dxa"/>
+              <w:right w:w="120" w:type="dxa"/>
+            </w:tcMar>
+            <w:vAlign w:val="center"/>
           </w:tcPr>
           <w:p>
             <w:pPr>
-              <w:tabs>
-                <w:tab w:val="left" w:leader="dot" w:pos="9072"/>
-              </w:tabs>
-              <w:suppressAutoHyphens/>
-              <w:spacing w:before="120" w:line="276" w:lineRule="auto"/>
+              <w:spacing w:after="0" w:line="252" w:lineRule="auto"/>
+              <w:jc w:val="center"/>
               <w:rPr>
-                <w:color w:val="000000"/>
-                <w:sz w:val="24"/>
-                <w:szCs w:val="24"/>
-                <w:lang w:eastAsia="zh-CN"/>
+                <w:rFonts w:eastAsia="MS Mincho"/>
+                <w:sz w:val="22"/>
+                <w:szCs w:val="22"/>
               </w:rPr>
             </w:pPr>
             <w:r>
               <w:rPr>
-                <w:color w:val="000000"/>
-                <w:sz w:val="24"/>
-                <w:szCs w:val="24"/>
-                <w:lang w:eastAsia="zh-CN"/>
-              </w:rPr>
-              <w:t>7</w:t>
-            </w:r>
-          </w:p>
-        </w:tc>
-        <w:tc>
-          <w:tcPr>
-            <w:tcW w:w="5220" w:type="dxa"/>
-            <w:tcBorders>
-              <w:top w:val="single" w:sz="4" w:space="0" w:color="000000"/>
-              <w:left w:val="single" w:sz="4" w:space="0" w:color="000000"/>
-              <w:bottom w:val="single" w:sz="4" w:space="0" w:color="000000"/>
-            </w:tcBorders>
-          </w:tcPr>
-          <w:p>
-            <w:pPr>
-              <w:suppressAutoHyphens/>
-              <w:snapToGrid w:val="0"/>
-              <w:spacing w:before="120" w:after="0" w:line="360" w:lineRule="exact"/>
-              <w:rPr>
-                <w:sz w:val="26"/>
-                <w:szCs w:val="26"/>
-                <w:lang w:eastAsia="zh-CN"/>
-              </w:rPr>
-            </w:pPr>
-            <w:r>
-              <w:rPr>
-                <w:sz w:val="26"/>
-                <w:szCs w:val="26"/>
-                <w:lang w:eastAsia="zh-CN"/>
-              </w:rPr>
-              <w:t>Bán buôn vật liệu ,thiết bị lắp đặt khác trong xây dựng</w:t>
-            </w:r>
-          </w:p>
-          <w:p>
-            <w:pPr>
-              <w:suppressAutoHyphens/>
-              <w:snapToGrid w:val="0"/>
-              <w:spacing w:before="120" w:after="0" w:line="360" w:lineRule="exact"/>
-              <w:rPr>
-                <w:sz w:val="26"/>
-                <w:szCs w:val="26"/>
-                <w:lang w:eastAsia="zh-CN"/>
-              </w:rPr>
-            </w:pPr>
-            <w:r>
-              <w:rPr>
-                <w:sz w:val="26"/>
-                <w:szCs w:val="26"/>
-                <w:lang w:eastAsia="zh-CN"/>
-              </w:rPr>
-              <w:t>Chi tiết :</w:t>
-            </w:r>
-          </w:p>
-          <w:p>
-            <w:pPr>
-              <w:suppressAutoHyphens/>
-              <w:snapToGrid w:val="0"/>
-              <w:spacing w:before="120" w:after="0" w:line="360" w:lineRule="exact"/>
-              <w:rPr>
-                <w:sz w:val="26"/>
-                <w:szCs w:val="26"/>
-                <w:lang w:eastAsia="zh-CN"/>
-              </w:rPr>
-            </w:pPr>
-            <w:r>
-              <w:rPr>
-                <w:sz w:val="26"/>
-                <w:szCs w:val="26"/>
-                <w:lang w:eastAsia="zh-CN"/>
-              </w:rPr>
-              <w:t>Bán buôn xi măng ,gạch ,cát,đá,sỏi</w:t>
-            </w:r>
-          </w:p>
-          <w:p>
-            <w:pPr>
-              <w:suppressAutoHyphens/>
-              <w:snapToGrid w:val="0"/>
-              <w:spacing w:before="120" w:after="0" w:line="360" w:lineRule="exact"/>
-              <w:rPr>
-                <w:sz w:val="26"/>
-                <w:szCs w:val="26"/>
-                <w:lang w:eastAsia="zh-CN"/>
-              </w:rPr>
-            </w:pPr>
-            <w:r>
-              <w:rPr>
-                <w:sz w:val="26"/>
-                <w:szCs w:val="26"/>
-                <w:lang w:eastAsia="zh-CN"/>
-              </w:rPr>
-              <w:t>Bán buôn kính xây dựng</w:t>
-            </w:r>
-          </w:p>
-          <w:p>
-            <w:pPr>
-              <w:suppressAutoHyphens/>
-              <w:snapToGrid w:val="0"/>
-              <w:spacing w:before="120" w:after="0" w:line="360" w:lineRule="exact"/>
-              <w:rPr>
-                <w:sz w:val="26"/>
-                <w:szCs w:val="26"/>
-                <w:lang w:eastAsia="zh-CN"/>
-              </w:rPr>
-            </w:pPr>
-            <w:r>
-              <w:rPr>
-                <w:sz w:val="26"/>
-                <w:szCs w:val="26"/>
-                <w:lang w:eastAsia="zh-CN"/>
-              </w:rPr>
-              <w:t xml:space="preserve">Bán buôn sơn tường ,vecni, sơn nền , các sản phẩm trong ngành công nghiệp </w:t>
-            </w:r>
-          </w:p>
-          <w:p>
-            <w:pPr>
-              <w:suppressAutoHyphens/>
-              <w:snapToGrid w:val="0"/>
-              <w:spacing w:before="120" w:after="0" w:line="360" w:lineRule="exact"/>
-              <w:rPr>
-                <w:sz w:val="26"/>
-                <w:szCs w:val="26"/>
-                <w:lang w:eastAsia="zh-CN"/>
-              </w:rPr>
-            </w:pPr>
-            <w:r>
-              <w:rPr>
-                <w:sz w:val="26"/>
-                <w:szCs w:val="26"/>
-                <w:lang w:eastAsia="zh-CN"/>
-              </w:rPr>
-              <w:t xml:space="preserve">Bán buôn gạch ốp lát và thiết bị vệ sinh </w:t>
-            </w:r>
-          </w:p>
-          <w:p>
-            <w:pPr>
-              <w:suppressAutoHyphens/>
-              <w:snapToGrid w:val="0"/>
-              <w:spacing w:before="120" w:after="200" w:line="360" w:lineRule="exact"/>
-              <w:rPr>
-                <w:sz w:val="26"/>
-                <w:szCs w:val="26"/>
-                <w:lang w:eastAsia="zh-CN"/>
-              </w:rPr>
-            </w:pPr>
-            <w:r>
-              <w:rPr>
-                <w:sz w:val="26"/>
-                <w:szCs w:val="26"/>
-                <w:lang w:eastAsia="zh-CN"/>
-              </w:rPr>
-              <w:t>Bán buôn vật liệu,thiết bị lắp đặt khác trong xây dựng .</w:t>
-            </w:r>
-          </w:p>
-          <w:p>
-            <w:pPr>
-              <w:suppressAutoHyphens/>
-              <w:snapToGrid w:val="0"/>
-              <w:spacing w:before="120" w:after="200" w:line="360" w:lineRule="exact"/>
-              <w:rPr>
-                <w:sz w:val="26"/>
-                <w:szCs w:val="26"/>
-                <w:lang w:eastAsia="zh-CN"/>
-              </w:rPr>
-            </w:pPr>
-            <w:r>
-              <w:rPr>
-                <w:sz w:val="26"/>
-                <w:szCs w:val="26"/>
-                <w:lang w:eastAsia="zh-CN"/>
-              </w:rPr>
-              <w:t xml:space="preserve">Bán buôn thiết bị điện , dây điện , bóng đèn </w:t>
-            </w:r>
-          </w:p>
-          <w:p>
-            <w:pPr>
-              <w:suppressAutoHyphens/>
-              <w:snapToGrid w:val="0"/>
-              <w:spacing w:before="120" w:after="0" w:line="360" w:lineRule="exact"/>
-              <w:rPr>
-                <w:sz w:val="26"/>
-                <w:szCs w:val="26"/>
-                <w:lang w:eastAsia="zh-CN"/>
-              </w:rPr>
-            </w:pPr>
-            <w:r>
-              <w:rPr>
-                <w:sz w:val="26"/>
-                <w:szCs w:val="26"/>
-                <w:lang w:eastAsia="zh-CN"/>
-              </w:rPr>
-              <w:t>Bán buôn thiết bị phòng cháy chữa cháy .</w:t>
-            </w:r>
-          </w:p>
-          <w:p>
-            <w:pPr>
-              <w:spacing w:before="120" w:after="200" w:line="340" w:lineRule="exact"/>
-              <w:rPr>
-                <w:sz w:val="26"/>
-                <w:szCs w:val="26"/>
-              </w:rPr>
-            </w:pPr>
-          </w:p>
-        </w:tc>
-        <w:tc>
-          <w:tcPr>
-            <w:tcW w:w="2160" w:type="dxa"/>
-            <w:tcBorders>
-              <w:top w:val="single" w:sz="4" w:space="0" w:color="000000"/>
-              <w:left w:val="single" w:sz="4" w:space="0" w:color="000000"/>
-              <w:bottom w:val="single" w:sz="4" w:space="0" w:color="000000"/>
-              <w:right w:val="single" w:sz="4" w:space="0" w:color="000000"/>
-            </w:tcBorders>
-          </w:tcPr>
-          <w:p>
-            <w:pPr>
-              <w:spacing w:before="120" w:after="200" w:line="340" w:lineRule="exact"/>
-              <w:rPr>
-                <w:sz w:val="26"/>
-                <w:szCs w:val="26"/>
-              </w:rPr>
-            </w:pPr>
-            <w:r>
-              <w:rPr>
-                <w:sz w:val="26"/>
-                <w:szCs w:val="26"/>
-                <w:lang w:eastAsia="zh-CN"/>
-              </w:rPr>
-              <w:t>4663</w:t>
-            </w:r>
-          </w:p>
-        </w:tc>
-        <w:tc>
-          <w:tcPr>
-            <w:tcW w:w="1368" w:type="dxa"/>
-            <w:tcBorders>
-              <w:top w:val="single" w:sz="4" w:space="0" w:color="000000"/>
-              <w:left w:val="single" w:sz="4" w:space="0" w:color="000000"/>
-              <w:bottom w:val="single" w:sz="4" w:space="0" w:color="000000"/>
-              <w:right w:val="single" w:sz="4" w:space="0" w:color="000000"/>
-            </w:tcBorders>
-          </w:tcPr>
-          <w:p>
-            <w:pPr>
-              <w:tabs>
-                <w:tab w:val="left" w:leader="dot" w:pos="9072"/>
-              </w:tabs>
-              <w:suppressAutoHyphens/>
-              <w:spacing w:before="120" w:line="276" w:lineRule="auto"/>
-              <w:jc w:val="center"/>
-              <w:rPr>
-                <w:color w:val="000000"/>
-                <w:sz w:val="24"/>
-                <w:szCs w:val="24"/>
-                <w:lang w:eastAsia="zh-CN"/>
-              </w:rPr>
-            </w:pPr>
-          </w:p>
-        </w:tc>
-      </w:tr>
-      <w:tr>
-        <w:tc>
-          <w:tcPr>
-            <w:tcW w:w="900" w:type="dxa"/>
-            <w:tcBorders>
-              <w:top w:val="single" w:sz="4" w:space="0" w:color="000000"/>
-              <w:left w:val="single" w:sz="4" w:space="0" w:color="000000"/>
-              <w:bottom w:val="single" w:sz="4" w:space="0" w:color="000000"/>
-            </w:tcBorders>
-          </w:tcPr>
-          <w:p>
-            <w:pPr>
-              <w:tabs>
-                <w:tab w:val="left" w:leader="dot" w:pos="9072"/>
-              </w:tabs>
-              <w:suppressAutoHyphens/>
-              <w:spacing w:before="120" w:line="276" w:lineRule="auto"/>
-              <w:rPr>
-                <w:color w:val="000000"/>
-                <w:sz w:val="24"/>
-                <w:szCs w:val="24"/>
-                <w:lang w:eastAsia="zh-CN"/>
-              </w:rPr>
-            </w:pPr>
-            <w:r>
-              <w:rPr>
-                <w:color w:val="000000"/>
-                <w:sz w:val="24"/>
-                <w:szCs w:val="24"/>
-                <w:lang w:eastAsia="zh-CN"/>
-              </w:rPr>
-              <w:t>8</w:t>
-            </w:r>
-          </w:p>
-        </w:tc>
-        <w:tc>
-          <w:tcPr>
-            <w:tcW w:w="5220" w:type="dxa"/>
-            <w:tcBorders>
-              <w:top w:val="single" w:sz="4" w:space="0" w:color="000000"/>
-              <w:left w:val="single" w:sz="4" w:space="0" w:color="000000"/>
-              <w:bottom w:val="single" w:sz="4" w:space="0" w:color="000000"/>
-            </w:tcBorders>
-          </w:tcPr>
-          <w:p>
-            <w:pPr>
-              <w:spacing w:before="120" w:after="200" w:line="276" w:lineRule="auto"/>
-              <w:jc w:val="center"/>
-              <w:rPr>
-                <w:color w:val="3E3E3E"/>
-                <w:spacing w:val="-2"/>
-                <w:sz w:val="26"/>
-                <w:szCs w:val="26"/>
-                <w:shd w:val="clear" w:color="auto" w:fill="FFFFFF"/>
-              </w:rPr>
-            </w:pPr>
-            <w:hyperlink r:id="rId7" w:history="1">
-              <w:r>
-                <w:rPr>
-                  <w:color w:val="3E3E3E"/>
-                  <w:spacing w:val="-2"/>
-                  <w:sz w:val="26"/>
-                  <w:szCs w:val="26"/>
-                  <w:shd w:val="clear" w:color="auto" w:fill="FFFFFF"/>
-                </w:rPr>
-                <w:t>Hoạt động dịch vụ hỗ trợ kinh doanh khác còn lại chưa được phân vào đâu</w:t>
-              </w:r>
-            </w:hyperlink>
-          </w:p>
-          <w:p>
-            <w:pPr>
-              <w:spacing w:before="120" w:after="200" w:line="276" w:lineRule="auto"/>
-              <w:jc w:val="center"/>
-              <w:rPr>
-                <w:bCs/>
-                <w:color w:val="333E48"/>
-                <w:spacing w:val="-2"/>
-                <w:sz w:val="26"/>
-                <w:szCs w:val="26"/>
-                <w:shd w:val="clear" w:color="auto" w:fill="FFFFFF"/>
-              </w:rPr>
-            </w:pPr>
-            <w:r>
-              <w:rPr>
-                <w:bCs/>
-                <w:color w:val="333E48"/>
-                <w:spacing w:val="-2"/>
-                <w:sz w:val="26"/>
-                <w:szCs w:val="26"/>
-                <w:shd w:val="clear" w:color="auto" w:fill="FFFFFF"/>
-              </w:rPr>
-              <w:lastRenderedPageBreak/>
-              <w:t>Thực hiện quyền xuất khẩu, quyền nhập khẩu, quyền phân phối bán buôn các hàng hóa không thuộc danh mục hàng hóa cấm xuất khẩu, cấm nhập khẩu và danh mục hàng hóa không được phân phối theo quy định của pháp luật Việt Nam hoặc không thuộc diện hạn chế theo cam kết quốc tế trong các điều ước quốc tế mà Việt Nam là thành viên (CPC 622).</w:t>
-            </w:r>
-          </w:p>
-          <w:p>
-            <w:pPr>
-              <w:suppressAutoHyphens/>
-              <w:snapToGrid w:val="0"/>
-              <w:spacing w:before="120" w:after="200" w:line="360" w:lineRule="exact"/>
-              <w:rPr>
-                <w:sz w:val="26"/>
-                <w:szCs w:val="26"/>
-                <w:lang w:eastAsia="zh-CN"/>
-              </w:rPr>
-            </w:pPr>
-          </w:p>
-        </w:tc>
-        <w:tc>
-          <w:tcPr>
-            <w:tcW w:w="2160" w:type="dxa"/>
-            <w:tcBorders>
-              <w:top w:val="single" w:sz="4" w:space="0" w:color="000000"/>
-              <w:left w:val="single" w:sz="4" w:space="0" w:color="000000"/>
-              <w:bottom w:val="single" w:sz="4" w:space="0" w:color="000000"/>
-              <w:right w:val="single" w:sz="4" w:space="0" w:color="000000"/>
-            </w:tcBorders>
-          </w:tcPr>
-          <w:p>
-            <w:pPr>
-              <w:spacing w:before="120" w:after="200" w:line="340" w:lineRule="exact"/>
-              <w:rPr>
-                <w:sz w:val="26"/>
-                <w:szCs w:val="26"/>
-                <w:lang w:eastAsia="zh-CN"/>
-              </w:rPr>
-            </w:pPr>
-            <w:r>
-              <w:rPr>
-                <w:color w:val="000000"/>
-                <w:sz w:val="26"/>
-                <w:szCs w:val="26"/>
-              </w:rPr>
-              <w:lastRenderedPageBreak/>
-              <w:t>8299</w:t>
-            </w:r>
-          </w:p>
-        </w:tc>
-        <w:tc>
-          <w:tcPr>
-            <w:tcW w:w="1368" w:type="dxa"/>
-            <w:tcBorders>
-              <w:top w:val="single" w:sz="4" w:space="0" w:color="000000"/>
-              <w:left w:val="single" w:sz="4" w:space="0" w:color="000000"/>
-              <w:bottom w:val="single" w:sz="4" w:space="0" w:color="000000"/>
-              <w:right w:val="single" w:sz="4" w:space="0" w:color="000000"/>
-            </w:tcBorders>
-          </w:tcPr>
-          <w:p>
-            <w:pPr>
-              <w:tabs>
-                <w:tab w:val="left" w:leader="dot" w:pos="9072"/>
-              </w:tabs>
-              <w:suppressAutoHyphens/>
-              <w:spacing w:before="120" w:line="276" w:lineRule="auto"/>
-              <w:jc w:val="center"/>
-              <w:rPr>
-                <w:color w:val="000000"/>
-                <w:sz w:val="24"/>
-                <w:szCs w:val="24"/>
-                <w:lang w:eastAsia="zh-CN"/>
-              </w:rPr>
-            </w:pPr>
-          </w:p>
-        </w:tc>
-      </w:tr>
-      <w:tr>
-        <w:tc>
-          <w:tcPr>
-            <w:tcW w:w="900" w:type="dxa"/>
-            <w:tcBorders>
-              <w:top w:val="single" w:sz="4" w:space="0" w:color="000000"/>
-              <w:left w:val="single" w:sz="4" w:space="0" w:color="000000"/>
-              <w:bottom w:val="single" w:sz="4" w:space="0" w:color="000000"/>
-            </w:tcBorders>
-          </w:tcPr>
-          <w:p>
-            <w:pPr>
-              <w:tabs>
-                <w:tab w:val="left" w:leader="dot" w:pos="9072"/>
-              </w:tabs>
-              <w:suppressAutoHyphens/>
-              <w:spacing w:before="120" w:line="276" w:lineRule="auto"/>
-              <w:rPr>
-                <w:color w:val="000000"/>
-                <w:sz w:val="24"/>
-                <w:szCs w:val="24"/>
-                <w:lang w:eastAsia="zh-CN"/>
-              </w:rPr>
-            </w:pPr>
-            <w:r>
-              <w:rPr>
-                <w:color w:val="000000"/>
-                <w:sz w:val="24"/>
-                <w:szCs w:val="24"/>
-                <w:lang w:eastAsia="zh-CN"/>
+                <w:rFonts w:eastAsia="MS Mincho"/>
+                <w:sz w:val="22"/>
+                <w:szCs w:val="22"/>
               </w:rPr>
               <w:t>9</w:t>
             </w:r>
@@ -2674,80 +2281,94 @@
         </w:tc>
         <w:tc>
           <w:tcPr>
-            <w:tcW w:w="5220" w:type="dxa"/>
-            <w:tcBorders>
-              <w:top w:val="single" w:sz="4" w:space="0" w:color="000000"/>
-              <w:left w:val="single" w:sz="4" w:space="0" w:color="000000"/>
-              <w:bottom w:val="single" w:sz="4" w:space="0" w:color="000000"/>
-            </w:tcBorders>
+            <w:tcW w:w="1417" w:type="dxa"/>
+            <w:tcMar>
+              <w:top w:w="110" w:type="dxa"/>
+              <w:left w:w="120" w:type="dxa"/>
+              <w:bottom w:w="110" w:type="dxa"/>
+              <w:right w:w="120" w:type="dxa"/>
+            </w:tcMar>
+            <w:vAlign w:val="center"/>
           </w:tcPr>
           <w:p>
             <w:pPr>
-              <w:spacing w:before="120" w:after="0" w:line="340" w:lineRule="exact"/>
-              <w:ind w:left="144" w:right="1008"/>
-              <w:jc w:val="left"/>
+              <w:spacing w:after="0" w:line="252" w:lineRule="auto"/>
+              <w:jc w:val="center"/>
+              <w:rPr>
+                <w:rFonts w:eastAsia="MS Mincho"/>
+                <w:sz w:val="22"/>
+                <w:szCs w:val="22"/>
+              </w:rPr>
             </w:pPr>
             <w:r>
-              <w:t>Sản xuất sơn, véc ni và các chất sơn, quét tương tự; sản xuất mực in và ma tít</w:t>
-            </w:r>
-            <w:r>
-              <w:br/>
-              <w:t>Chi tiết: Pha chế và phối trộn chất màu PU, chất tách khuôn</w:t>
+              <w:rPr>
+                <w:rFonts w:eastAsia="MS Mincho"/>
+                <w:sz w:val="22"/>
+                <w:szCs w:val="22"/>
+              </w:rPr>
+              <w:t>8299</w:t>
             </w:r>
           </w:p>
         </w:tc>
         <w:tc>
           <w:tcPr>
-            <w:tcW w:w="2160" w:type="dxa"/>
-            <w:tcBorders>
-              <w:top w:val="single" w:sz="4" w:space="0" w:color="000000"/>
-              <w:left w:val="single" w:sz="4" w:space="0" w:color="000000"/>
-              <w:bottom w:val="single" w:sz="4" w:space="0" w:color="000000"/>
-              <w:right w:val="single" w:sz="4" w:space="0" w:color="000000"/>
-            </w:tcBorders>
+            <w:tcW w:w="6009" w:type="dxa"/>
+            <w:tcMar>
+              <w:top w:w="110" w:type="dxa"/>
+              <w:left w:w="120" w:type="dxa"/>
+              <w:bottom w:w="110" w:type="dxa"/>
+              <w:right w:w="120" w:type="dxa"/>
+            </w:tcMar>
+            <w:vAlign w:val="center"/>
           </w:tcPr>
           <w:p>
             <w:pPr>
-              <w:spacing w:before="120" w:after="200" w:line="340" w:lineRule="exact"/>
+              <w:spacing w:after="0" w:line="252" w:lineRule="auto"/>
+              <w:jc w:val="left"/>
               <w:rPr>
-                <w:color w:val="000000"/>
-                <w:sz w:val="26"/>
-                <w:szCs w:val="26"/>
+                <w:rFonts w:eastAsia="MS Mincho"/>
+                <w:sz w:val="22"/>
+                <w:szCs w:val="22"/>
               </w:rPr>
             </w:pPr>
             <w:r>
               <w:rPr>
-                <w:color w:val="000000"/>
-                <w:sz w:val="26"/>
-                <w:szCs w:val="26"/>
+                <w:rFonts w:eastAsia="MS Mincho"/>
+                <w:sz w:val="22"/>
+                <w:szCs w:val="22"/>
               </w:rPr>
-              <w:t>2022</w:t>
+              <w:t>Hoạt động dịch vụ hỗ trợ kinh doanh khác còn lại chưa được phân vào đâu</w:t>
+            </w:r>
+            <w:r>
+              <w:rPr>
+                <w:rFonts w:eastAsia="MS Mincho"/>
+                <w:sz w:val="22"/>
+                <w:szCs w:val="22"/>
+              </w:rPr>
+              <w:br/>
+              <w:t>Chi tiết: Thực hiện quyền xuất khẩu, quyền nhập khẩu, quyền phân phối bán buôn các hàng hóa không thuộc danh mục hàng hóa cấm xuất khẩu, cấm nhập khẩu và danh mục hàng hóa không được phân phối theo quy định của pháp luật Việt Nam hoặc không thuộc diện hạn chế theo cam kết quốc tế trong các điều ước quốc tế mà Việt Nam là thành viên (CPC 622).</w:t>
             </w:r>
           </w:p>
         </w:tc>
         <w:tc>
           <w:tcPr>
-            <w:tcW w:w="1368" w:type="dxa"/>
-            <w:tcBorders>
-              <w:top w:val="single" w:sz="4" w:space="0" w:color="000000"/>
-              <w:left w:val="single" w:sz="4" w:space="0" w:color="000000"/>
-              <w:bottom w:val="single" w:sz="4" w:space="0" w:color="000000"/>
-              <w:right w:val="single" w:sz="4" w:space="0" w:color="000000"/>
-            </w:tcBorders>
+            <w:tcW w:w="1191" w:type="dxa"/>
+            <w:tcMar>
+              <w:top w:w="110" w:type="dxa"/>
+              <w:left w:w="120" w:type="dxa"/>
+              <w:bottom w:w="110" w:type="dxa"/>
+              <w:right w:w="120" w:type="dxa"/>
+            </w:tcMar>
+            <w:vAlign w:val="center"/>
           </w:tcPr>
           <w:p>
             <w:pPr>
-              <w:tabs>
-                <w:tab w:val="left" w:leader="dot" w:pos="9072"/>
-              </w:tabs>
-              <w:suppressAutoHyphens/>
-              <w:spacing w:before="120" w:line="276" w:lineRule="auto"/>
+              <w:spacing w:after="0" w:line="252" w:lineRule="auto"/>
               <w:jc w:val="center"/>
               <w:rPr>
-                <w:color w:val="000000"/>
-                <w:sz w:val="24"/>
-                <w:szCs w:val="24"/>
-                <w:lang w:eastAsia="zh-CN"/>
+                <w:rFonts w:eastAsia="MS Mincho"/>
+                <w:sz w:val="22"/>
+                <w:szCs w:val="22"/>
               </w:rPr>
             </w:pPr>
           </w:p>
@@ -2765,6 +2386,8 @@
           <w:szCs w:val="26"/>
         </w:rPr>
       </w:pPr>
+      <w:bookmarkStart w:id="1" w:name="_GoBack"/>
+      <w:bookmarkEnd w:id="1"/>
     </w:p>
     <w:p>
       <w:pPr>
@@ -2889,7 +2512,7 @@
           <w:sz w:val="26"/>
           <w:szCs w:val="26"/>
         </w:rPr>
-        <w:t>LÝ VĂN XUÂN</w:t>
+        <w:t>ZHAO, JIAN</w:t>
       </w:r>
     </w:p>
     <w:p>
@@ -2956,7 +2579,7 @@
           <w:sz w:val="26"/>
           <w:szCs w:val="26"/>
         </w:rPr>
-        <w:t>07/04/1986</w:t>
+        <w:t>02/11/1999</w:t>
       </w:r>
       <w:r>
         <w:rPr>
@@ -3037,7 +2660,7 @@
           <w:sz w:val="26"/>
           <w:szCs w:val="26"/>
         </w:rPr>
-        <w:t>Việt Nam</w:t>
+        <w:t>Trung Quốc</w:t>
       </w:r>
     </w:p>
     <w:p>
@@ -3063,15 +2686,7 @@
           <w:sz w:val="26"/>
           <w:szCs w:val="26"/>
         </w:rPr>
-        <w:t>Căn</w:t>
-      </w:r>
-      <w:r>
-        <w:rPr>
-          <w:sz w:val="26"/>
-          <w:szCs w:val="26"/>
-          <w:lang w:val="vi-VN"/>
-        </w:rPr>
-        <w:t xml:space="preserve"> cước công dân</w:t>
+        <w:t>Số hộ chiếu nước ngoài</w:t>
       </w:r>
       <w:r>
         <w:rPr>
@@ -3106,7 +2721,7 @@
           <w:sz w:val="26"/>
           <w:szCs w:val="26"/>
         </w:rPr>
-        <w:t>075086022123</w:t>
+        <w:t>EP5848236</w:t>
       </w:r>
       <w:r>
         <w:rPr>
@@ -3140,7 +2755,7 @@
           <w:szCs w:val="26"/>
           <w:lang w:val="vi"/>
         </w:rPr>
-        <w:t>08/09/2022</w:t>
+        <w:t>16/04/2025</w:t>
       </w:r>
       <w:r>
         <w:rPr>
@@ -3176,15 +2791,7 @@
           <w:szCs w:val="26"/>
           <w:lang w:val="vi"/>
         </w:rPr>
-        <w:t>Cục cảnh sát quản lý  hành chính về trật tự xã hội</w:t>
-      </w:r>
-      <w:r>
-        <w:rPr>
-          <w:sz w:val="26"/>
-          <w:szCs w:val="26"/>
-          <w:lang w:val="vi-VN"/>
-        </w:rPr>
-        <w:t xml:space="preserve"> </w:t>
+        <w:t>Cục Quản lý Di cư Quốc gia Trung Quốc</w:t>
       </w:r>
     </w:p>
     <w:p>
@@ -3203,21 +2810,7 @@
           <w:sz w:val="26"/>
           <w:szCs w:val="26"/>
         </w:rPr>
-        <w:t xml:space="preserve">Địa chỉ thường trú: </w:t>
-      </w:r>
-      <w:r>
-        <w:rPr>
-          <w:sz w:val="26"/>
-          <w:szCs w:val="26"/>
-        </w:rPr>
-        <w:t>Tổ 1, ấp 2, Xã Tân An, Tỉnh Đồng Nai, Việt Nam</w:t>
-      </w:r>
-      <w:r>
-        <w:rPr>
-          <w:sz w:val="26"/>
-          <w:szCs w:val="26"/>
-        </w:rPr>
-        <w:t xml:space="preserve"> </w:t>
+        <w:t>Địa chỉ thường trú:Baoma Villa C6, Dekuan Road, Daquan District, Anqing City, Anhui Province, Trung Quốc</w:t>
       </w:r>
     </w:p>
     <w:p>
@@ -3237,14 +2830,7 @@
           <w:sz w:val="26"/>
           <w:szCs w:val="26"/>
         </w:rPr>
-        <w:t xml:space="preserve">Địa chỉ liên lạc: </w:t>
-      </w:r>
-      <w:r>
-        <w:rPr>
-          <w:sz w:val="26"/>
-          <w:szCs w:val="26"/>
-        </w:rPr>
-        <w:t>Tổ 1, ấp 2, Xã Tân An, Tỉnh Đồng Nai, Việt Nam</w:t>
+        <w:t>Địa chỉ liên lạc:Số 205A/17, đường Lê Thị Trung, khu phố Bình Phước A, Phường Phường An Phú, Thành phố Hồ Chí Minh, Việt Nam</w:t>
       </w:r>
     </w:p>
     <w:p>
@@ -3480,7 +3066,7 @@
         </w:rPr>
         <w:t xml:space="preserve">3. </w:t>
       </w:r>
-      <w:bookmarkStart w:id="1" w:name="dieu_13"/>
+      <w:bookmarkStart w:id="2" w:name="dieu_13"/>
       <w:r>
         <w:rPr>
           <w:bCs/>
@@ -3491,7 +3077,7 @@
         </w:rPr>
         <w:t>Trách nhiệm của người đại diện theo pháp luật của doanh nghiệp</w:t>
       </w:r>
-      <w:bookmarkEnd w:id="1"/>
+      <w:bookmarkEnd w:id="2"/>
     </w:p>
     <w:p>
       <w:pPr>
@@ -3538,7 +3124,6 @@
           <w:szCs w:val="26"/>
           <w:lang w:val="vi-VN"/>
         </w:rPr>
-        <w:lastRenderedPageBreak/>
         <w:t>a) Thực hiện quyền và nghĩa vụ được giao một cách trung thực, cẩn trọng, tốt nhất nhằm bảo đảm lợi ích hợp pháp của doanh nghiệp;</w:t>
       </w:r>
     </w:p>
@@ -3756,7 +3341,21 @@
           <w:sz w:val="26"/>
           <w:szCs w:val="26"/>
         </w:rPr>
-        <w:t>1.000.000.000 đồng</w:t>
+        <w:t>5.000.000.000</w:t>
+      </w:r>
+      <w:r>
+        <w:rPr>
+          <w:sz w:val="26"/>
+          <w:szCs w:val="26"/>
+        </w:rPr>
+        <w:t xml:space="preserve"> </w:t>
+      </w:r>
+      <w:r>
+        <w:rPr>
+          <w:sz w:val="26"/>
+          <w:szCs w:val="26"/>
+        </w:rPr>
+        <w:t>đồng</w:t>
       </w:r>
       <w:r>
         <w:rPr>
@@ -3770,7 +3369,14 @@
           <w:sz w:val="26"/>
           <w:szCs w:val="26"/>
         </w:rPr>
-        <w:t>Bằng chữ: Một tỷ đồng</w:t>
+        <w:t xml:space="preserve">Bằng chữ: </w:t>
+      </w:r>
+      <w:r>
+        <w:rPr>
+          <w:sz w:val="26"/>
+          <w:szCs w:val="26"/>
+        </w:rPr>
+        <w:t>Năm tỷ đồng</w:t>
       </w:r>
       <w:r>
         <w:rPr>
@@ -3779,8 +3385,6 @@
         </w:rPr>
         <w:t>)</w:t>
       </w:r>
-      <w:bookmarkStart w:id="2" w:name="_GoBack"/>
-      <w:bookmarkEnd w:id="2"/>
       <w:r>
         <w:rPr>
           <w:sz w:val="26"/>
@@ -3858,7 +3462,21 @@
           <w:sz w:val="26"/>
           <w:szCs w:val="26"/>
         </w:rPr>
-        <w:t>1.000.000.000 đồng</w:t>
+        <w:t>5.000.000.000</w:t>
+      </w:r>
+      <w:r>
+        <w:rPr>
+          <w:sz w:val="26"/>
+          <w:szCs w:val="26"/>
+        </w:rPr>
+        <w:t xml:space="preserve"> </w:t>
+      </w:r>
+      <w:r>
+        <w:rPr>
+          <w:sz w:val="26"/>
+          <w:szCs w:val="26"/>
+        </w:rPr>
+        <w:t>đồng</w:t>
       </w:r>
       <w:r>
         <w:rPr>
@@ -3872,7 +3490,14 @@
           <w:sz w:val="26"/>
           <w:szCs w:val="26"/>
         </w:rPr>
-        <w:t>Bằng chữ: Một tỷ đồng</w:t>
+        <w:t xml:space="preserve">Bằng chữ: </w:t>
+      </w:r>
+      <w:r>
+        <w:rPr>
+          <w:sz w:val="26"/>
+          <w:szCs w:val="26"/>
+        </w:rPr>
+        <w:t>Năm tỷ đồng</w:t>
       </w:r>
       <w:r>
         <w:rPr>
@@ -4471,7 +4096,6 @@
         <w:rPr>
           <w:rFonts w:ascii="Times New Roman" w:hAnsi="Times New Roman"/>
         </w:rPr>
-        <w:lastRenderedPageBreak/>
         <w:t>Điều 7. Góp vốn thành lập công ty</w:t>
       </w:r>
     </w:p>
@@ -4937,6 +4561,7 @@
           <w:szCs w:val="26"/>
           <w:lang w:val="vi-VN"/>
         </w:rPr>
+        <w:lastRenderedPageBreak/>
         <w:t>3. Phải xác định và tách biệt tài sản của chủ sở hữu công ty với tài sản của công ty. Chủ sở hữu công ty là cá nhân phải tách biệt chi tiêu của cá nhân và gia đình mình với chi tiêu của Chủ tịch công ty, Giám đốc</w:t>
       </w:r>
       <w:r>
@@ -4988,7 +4613,6 @@
           <w:szCs w:val="26"/>
           <w:lang w:val="vi-VN"/>
         </w:rPr>
-        <w:lastRenderedPageBreak/>
         <w:t>4. Tuân thủ quy định của pháp luật về hợp đồng và quy định khác của pháp luật có liên quan trong việc mua, bán, vay, cho vay, thuê, cho thuê, hợp đồng, giao dịch khác giữa công ty và chủ sở hữu công ty.</w:t>
       </w:r>
     </w:p>
@@ -5503,6 +5127,7 @@
           <w:rFonts w:ascii="Times New Roman" w:hAnsi="Times New Roman"/>
           <w:lang w:val="vi-VN"/>
         </w:rPr>
+        <w:lastRenderedPageBreak/>
         <w:t>Điều 1</w:t>
       </w:r>
       <w:r>
@@ -5579,17 +5204,7 @@
           <w:szCs w:val="26"/>
           <w:lang w:val="vi-VN"/>
         </w:rPr>
-        <w:t xml:space="preserve">chịu trách nhiệm trước pháp luật và Chủ tịch </w:t>
-      </w:r>
-      <w:r>
-        <w:rPr>
-          <w:bCs/>
-          <w:sz w:val="26"/>
-          <w:szCs w:val="26"/>
-          <w:lang w:val="vi-VN"/>
-        </w:rPr>
-        <w:lastRenderedPageBreak/>
-        <w:t>công ty về việc thực hiện quyền và nghĩa vụ của mình. Chủ tịch công ty có thể kiêm Giám đốc</w:t>
+        <w:t>chịu trách nhiệm trước pháp luật và Chủ tịch công ty về việc thực hiện quyền và nghĩa vụ của mình. Chủ tịch công ty có thể kiêm Giám đốc</w:t>
       </w:r>
       <w:r>
         <w:rPr>
@@ -6435,7 +6050,6 @@
           <w:rFonts w:ascii="Times New Roman" w:hAnsi="Times New Roman"/>
           <w:color w:val="000000"/>
         </w:rPr>
-        <w:lastRenderedPageBreak/>
         <w:t>Điều 1</w:t>
       </w:r>
       <w:r>
@@ -8569,9 +8183,9 @@
       </w:pPr>
     </w:p>
     <w:sectPr>
-      <w:headerReference w:type="default" r:id="rId8"/>
-      <w:footerReference w:type="default" r:id="rId9"/>
-      <w:headerReference w:type="first" r:id="rId10"/>
+      <w:headerReference w:type="default" r:id="rId7"/>
+      <w:footerReference w:type="default" r:id="rId8"/>
+      <w:headerReference w:type="first" r:id="rId9"/>
       <w:pgSz w:w="11906" w:h="16838" w:code="9"/>
       <w:pgMar w:top="902" w:right="1440" w:bottom="1077" w:left="1797" w:header="720" w:footer="0" w:gutter="0"/>
       <w:pgNumType w:start="1"/>
@@ -8622,7 +8236,7 @@
       <w:rPr>
         <w:noProof/>
       </w:rPr>
-      <w:t>6</w:t>
+      <w:t>12</w:t>
     </w:r>
     <w:r>
       <w:rPr>
@@ -11030,6 +10644,28 @@
       <w:bCs/>
     </w:rPr>
   </w:style>
+  <w:style w:type="table" w:customStyle="1" w:styleId="TableGrid1">
+    <w:name w:val="Table Grid1"/>
+    <w:basedOn w:val="TableNormal"/>
+    <w:next w:val="TableGrid"/>
+    <w:uiPriority w:val="59"/>
+    <w:rsid w:val="00757820"/>
+    <w:rPr>
+      <w:rFonts w:ascii="Cambria" w:eastAsia="MS Mincho" w:hAnsi="Cambria"/>
+      <w:sz w:val="22"/>
+      <w:szCs w:val="22"/>
+    </w:rPr>
+    <w:tblPr>
+      <w:tblBorders>
+        <w:top w:val="single" w:sz="4" w:space="0" w:color="auto"/>
+        <w:left w:val="single" w:sz="4" w:space="0" w:color="auto"/>
+        <w:bottom w:val="single" w:sz="4" w:space="0" w:color="auto"/>
+        <w:right w:val="single" w:sz="4" w:space="0" w:color="auto"/>
+        <w:insideH w:val="single" w:sz="4" w:space="0" w:color="auto"/>
+        <w:insideV w:val="single" w:sz="4" w:space="0" w:color="auto"/>
+      </w:tblBorders>
+    </w:tblPr>
+  </w:style>
 </w:styles>
 </file>
 
